--- a/docs/guides/documents/ZH/Resource-Management-User-Guide-ZH.docx
+++ b/docs/guides/documents/ZH/Resource-Management-User-Guide-ZH.docx
@@ -430,7 +430,7 @@
             </w:pPr>
             <w:r>
               <w:rPr/>
-              <w:t xml:space="preserve">0.1.1</w:t>
+              <w:t xml:space="preserve">1.0.10</w:t>
             </w:r>
           </w:p>
         </w:tc>
@@ -15864,7 +15864,7 @@
         <w:rPr>
           <w:b/>
         </w:rPr>
-        <w:t xml:space="preserve">0.1.1</w:t>
+        <w:t xml:space="preserve">1.0.10</w:t>
       </w:r>
       <w:r>
         <w:rPr/>
@@ -15877,7 +15877,7 @@
       </w:pPr>
       <w:r>
         <w:rPr/>
-        <w:t xml:space="preserve">Internal use only — 资源管理 v0.1.1</w:t>
+        <w:t xml:space="preserve">Internal use only — 资源管理 v1.0.10</w:t>
       </w:r>
     </w:p>
   </w:body>

--- a/docs/guides/documents/ZH/Resource-Management-User-Guide-ZH.docx
+++ b/docs/guides/documents/ZH/Resource-Management-User-Guide-ZH.docx
@@ -430,7 +430,7 @@
             </w:pPr>
             <w:r>
               <w:rPr/>
-              <w:t xml:space="preserve">1.0.10</w:t>
+              <w:t xml:space="preserve">1.0.11</w:t>
             </w:r>
           </w:p>
         </w:tc>
@@ -8160,7 +8160,7 @@
       </w:r>
       <w:r>
         <w:rPr/>
-        <w:t xml:space="preserve"> 打开。</w:t>
+        <w:t xml:space="preserve"> 打开。选择模式：</w:t>
       </w:r>
     </w:p>
     <w:tbl>
@@ -8203,26 +8203,26 @@
             </w:pPr>
             <w:r>
               <w:rPr/>
-              <w:t xml:space="preserve">功能</w:t>
-            </w:r>
-          </w:p>
-        </w:tc>
-        <w:tc>
-          <w:tcPr>
-            <w:tcBorders>
-              <w:top w:val="single" w:sz="1" w:space="0" w:color="000000"/>
-              <w:bottom w:val="single" w:sz="1" w:space="0" w:color="000000"/>
-              <w:left w:val="single" w:sz="1" w:space="0" w:color="000000"/>
-              <w:right w:val="single" w:sz="1" w:space="0" w:color="000000"/>
-            </w:tcBorders>
-          </w:tcPr>
-          <w:p>
-            <w:pPr>
-              <w:spacing w:lineRule="auto"/>
-            </w:pPr>
-            <w:r>
-              <w:rPr/>
-              <w:t xml:space="preserve">说明</w:t>
+              <w:t xml:space="preserve">模式</w:t>
+            </w:r>
+          </w:p>
+        </w:tc>
+        <w:tc>
+          <w:tcPr>
+            <w:tcBorders>
+              <w:top w:val="single" w:sz="1" w:space="0" w:color="000000"/>
+              <w:bottom w:val="single" w:sz="1" w:space="0" w:color="000000"/>
+              <w:left w:val="single" w:sz="1" w:space="0" w:color="000000"/>
+              <w:right w:val="single" w:sz="1" w:space="0" w:color="000000"/>
+            </w:tcBorders>
+          </w:tcPr>
+          <w:p>
+            <w:pPr>
+              <w:spacing w:lineRule="auto"/>
+            </w:pPr>
+            <w:r>
+              <w:rPr/>
+              <w:t xml:space="preserve">列表内容</w:t>
             </w:r>
           </w:p>
         </w:tc>
@@ -8249,6 +8249,193 @@
               <w:spacing w:lineRule="auto"/>
             </w:pPr>
             <w:r>
+              <w:rPr>
+                <w:b/>
+              </w:rPr>
+              <w:t xml:space="preserve">本账号全部群组</w:t>
+            </w:r>
+          </w:p>
+        </w:tc>
+        <w:tc>
+          <w:tcPr>
+            <w:tcBorders>
+              <w:top w:val="single" w:sz="1" w:space="0" w:color="000000"/>
+              <w:bottom w:val="single" w:sz="1" w:space="0" w:color="000000"/>
+              <w:left w:val="single" w:sz="1" w:space="0" w:color="000000"/>
+              <w:right w:val="single" w:sz="1" w:space="0" w:color="000000"/>
+            </w:tcBorders>
+          </w:tcPr>
+          <w:p>
+            <w:pPr>
+              <w:spacing w:lineRule="auto"/>
+            </w:pPr>
+            <w:r>
+              <w:rPr/>
+              <w:t xml:space="preserve">设备上全部群（Y）— daily 抓取快照</w:t>
+            </w:r>
+          </w:p>
+        </w:tc>
+      </w:tr>
+      <w:tr>
+        <w:trPr>
+          <w:cantSplit/>
+        </w:trPr>
+        <w:tc>
+          <w:tcPr>
+            <w:tcBorders>
+              <w:top w:val="single" w:sz="1" w:space="0" w:color="000000"/>
+              <w:bottom w:val="single" w:sz="1" w:space="0" w:color="000000"/>
+              <w:left w:val="single" w:sz="1" w:space="0" w:color="000000"/>
+              <w:right w:val="single" w:sz="1" w:space="0" w:color="000000"/>
+            </w:tcBorders>
+          </w:tcPr>
+          <w:p>
+            <w:pPr>
+              <w:spacing w:lineRule="auto"/>
+            </w:pPr>
+            <w:r>
+              <w:rPr>
+                <w:b/>
+              </w:rPr>
+              <w:t xml:space="preserve">管理员 vs 主数据</w:t>
+            </w:r>
+          </w:p>
+        </w:tc>
+        <w:tc>
+          <w:tcPr>
+            <w:tcBorders>
+              <w:top w:val="single" w:sz="1" w:space="0" w:color="000000"/>
+              <w:bottom w:val="single" w:sz="1" w:space="0" w:color="000000"/>
+              <w:left w:val="single" w:sz="1" w:space="0" w:color="000000"/>
+              <w:right w:val="single" w:sz="1" w:space="0" w:color="000000"/>
+            </w:tcBorders>
+          </w:tcPr>
+          <w:p>
+            <w:pPr>
+              <w:spacing w:lineRule="auto"/>
+            </w:pPr>
+            <w:r>
+              <w:rPr/>
+              <w:t xml:space="preserve">仅 </w:t>
+            </w:r>
+          </w:p>
+          <w:p>
+            <w:pPr>
+              <w:spacing w:lineRule="auto"/>
+            </w:pPr>
+            <w:r>
+              <w:rPr>
+                <w:b/>
+              </w:rPr>
+              <w:t xml:space="preserve">品牌主数据</w:t>
+            </w:r>
+          </w:p>
+          <w:p>
+            <w:pPr>
+              <w:spacing w:lineRule="auto"/>
+            </w:pPr>
+            <w:r>
+              <w:rPr/>
+              <w:t xml:space="preserve"> 群（X）+ 本账号加入/管理员状态</w:t>
+            </w:r>
+          </w:p>
+        </w:tc>
+      </w:tr>
+    </w:tbl>
+    <w:p>
+      <w:pPr>
+        <w:spacing w:lineRule="auto"/>
+      </w:pPr>
+      <w:r>
+        <w:rPr/>
+      </w:r>
+    </w:p>
+    <w:tbl>
+      <w:tblPr>
+        <w:tblBorders>
+          <w:top w:val="single" w:sz="2" w:space="0" w:color="000000"/>
+          <w:bottom w:val="single" w:sz="2" w:space="0" w:color="000000"/>
+          <w:left w:val="single" w:sz="2" w:space="0" w:color="000000"/>
+          <w:right w:val="single" w:sz="2" w:space="0" w:color="000000"/>
+        </w:tblBorders>
+        <w:tblCellSpacing w:w="0" w:type="dxa"/>
+        <w:tblCellMar>
+          <w:top w:type="dxa" w:w="80"/>
+          <w:bottom w:type="dxa" w:w="80"/>
+          <w:left w:type="dxa" w:w="160"/>
+          <w:right w:type="dxa" w:w="160"/>
+        </w:tblCellMar>
+        <w:jc w:val="center"/>
+      </w:tblPr>
+      <w:tblGrid>
+        <w:gridCol w:w="4320"/>
+        <w:gridCol w:w="4320"/>
+      </w:tblGrid>
+      <w:tr>
+        <w:trPr>
+          <w:cantSplit/>
+        </w:trPr>
+        <w:tc>
+          <w:tcPr>
+            <w:tcBorders>
+              <w:top w:val="single" w:sz="1" w:space="0" w:color="000000"/>
+              <w:bottom w:val="single" w:sz="1" w:space="0" w:color="000000"/>
+              <w:left w:val="single" w:sz="1" w:space="0" w:color="000000"/>
+              <w:right w:val="single" w:sz="1" w:space="0" w:color="000000"/>
+            </w:tcBorders>
+          </w:tcPr>
+          <w:p>
+            <w:pPr>
+              <w:spacing w:lineRule="auto"/>
+            </w:pPr>
+            <w:r>
+              <w:rPr/>
+              <w:t xml:space="preserve">功能</w:t>
+            </w:r>
+          </w:p>
+        </w:tc>
+        <w:tc>
+          <w:tcPr>
+            <w:tcBorders>
+              <w:top w:val="single" w:sz="1" w:space="0" w:color="000000"/>
+              <w:bottom w:val="single" w:sz="1" w:space="0" w:color="000000"/>
+              <w:left w:val="single" w:sz="1" w:space="0" w:color="000000"/>
+              <w:right w:val="single" w:sz="1" w:space="0" w:color="000000"/>
+            </w:tcBorders>
+          </w:tcPr>
+          <w:p>
+            <w:pPr>
+              <w:spacing w:lineRule="auto"/>
+            </w:pPr>
+            <w:r>
+              <w:rPr/>
+              <w:t xml:space="preserve">说明</w:t>
+            </w:r>
+          </w:p>
+        </w:tc>
+      </w:tr>
+      <w:tblGrid>
+        <w:gridCol w:w="4320"/>
+        <w:gridCol w:w="4320"/>
+      </w:tblGrid>
+      <w:tr>
+        <w:trPr>
+          <w:cantSplit/>
+        </w:trPr>
+        <w:tc>
+          <w:tcPr>
+            <w:tcBorders>
+              <w:top w:val="single" w:sz="1" w:space="0" w:color="000000"/>
+              <w:bottom w:val="single" w:sz="1" w:space="0" w:color="000000"/>
+              <w:left w:val="single" w:sz="1" w:space="0" w:color="000000"/>
+              <w:right w:val="single" w:sz="1" w:space="0" w:color="000000"/>
+            </w:tcBorders>
+          </w:tcPr>
+          <w:p>
+            <w:pPr>
+              <w:spacing w:lineRule="auto"/>
+            </w:pPr>
+            <w:r>
               <w:rPr/>
               <w:t xml:space="preserve">表格</w:t>
             </w:r>
@@ -8391,49 +8578,6 @@
           </w:p>
         </w:tc>
       </w:tr>
-      <w:tr>
-        <w:trPr>
-          <w:cantSplit/>
-        </w:trPr>
-        <w:tc>
-          <w:tcPr>
-            <w:tcBorders>
-              <w:top w:val="single" w:sz="1" w:space="0" w:color="000000"/>
-              <w:bottom w:val="single" w:sz="1" w:space="0" w:color="000000"/>
-              <w:left w:val="single" w:sz="1" w:space="0" w:color="000000"/>
-              <w:right w:val="single" w:sz="1" w:space="0" w:color="000000"/>
-            </w:tcBorders>
-          </w:tcPr>
-          <w:p>
-            <w:pPr>
-              <w:spacing w:lineRule="auto"/>
-            </w:pPr>
-            <w:r>
-              <w:rPr/>
-              <w:t xml:space="preserve">滚动</w:t>
-            </w:r>
-          </w:p>
-        </w:tc>
-        <w:tc>
-          <w:tcPr>
-            <w:tcBorders>
-              <w:top w:val="single" w:sz="1" w:space="0" w:color="000000"/>
-              <w:bottom w:val="single" w:sz="1" w:space="0" w:color="000000"/>
-              <w:left w:val="single" w:sz="1" w:space="0" w:color="000000"/>
-              <w:right w:val="single" w:sz="1" w:space="0" w:color="000000"/>
-            </w:tcBorders>
-          </w:tcPr>
-          <w:p>
-            <w:pPr>
-              <w:spacing w:lineRule="auto"/>
-            </w:pPr>
-            <w:r>
-              <w:rPr/>
-              <w:t xml:space="preserve">表格内滚动（大量行时有视口提示）</w:t>
-            </w:r>
-          </w:p>
-        </w:tc>
-      </w:tr>
     </w:tbl>
     <w:p>
       <w:pPr>
@@ -8441,6 +8585,31 @@
       </w:pPr>
       <w:r>
         <w:rPr/>
+      </w:r>
+    </w:p>
+    <w:p>
+      <w:pPr>
+        <w:spacing w:lineRule="auto"/>
+      </w:pPr>
+      <w:r>
+        <w:rPr>
+          <w:b/>
+        </w:rPr>
+        <w:t xml:space="preserve">管理员 vs 主数据</w:t>
+      </w:r>
+      <w:r>
+        <w:rPr/>
+        <w:t xml:space="preserve"> 的总数与群组/管理员列分母（X）及卡片 </w:t>
+      </w:r>
+      <w:r>
+        <w:rPr>
+          <w:b/>
+        </w:rPr>
+        <w:t xml:space="preserve">WA x Group</w:t>
+      </w:r>
+      <w:r>
+        <w:rPr/>
+        <w:t xml:space="preserve"> 徽章一致 — 不包含设备 junk 群（见工单 → Junk）。</w:t>
       </w:r>
     </w:p>
     <w:p>
@@ -9416,6 +9585,25 @@
     </w:p>
     <w:p>
       <w:pPr>
+        <w:spacing w:lineRule="auto"/>
+      </w:pPr>
+      <w:r>
+        <w:rPr/>
+        <w:t xml:space="preserve">工单卡片数字与账号页的群组/管理员列使用 </w:t>
+      </w:r>
+      <w:r>
+        <w:rPr>
+          <w:b/>
+        </w:rPr>
+        <w:t xml:space="preserve">同一套引擎</w:t>
+      </w:r>
+      <w:r>
+        <w:rPr/>
+        <w:t xml:space="preserve"> — 不是数据库原始行数。</w:t>
+      </w:r>
+    </w:p>
+    <w:p>
+      <w:pPr>
         <w:pStyle w:val="Heading3"/>
         <w:spacing w:lineRule="auto"/>
       </w:pPr>
@@ -15864,7 +16052,7 @@
         <w:rPr>
           <w:b/>
         </w:rPr>
-        <w:t xml:space="preserve">1.0.10</w:t>
+        <w:t xml:space="preserve">1.0.11</w:t>
       </w:r>
       <w:r>
         <w:rPr/>
@@ -15877,7 +16065,7 @@
       </w:pPr>
       <w:r>
         <w:rPr/>
-        <w:t xml:space="preserve">Internal use only — 资源管理 v1.0.10</w:t>
+        <w:t xml:space="preserve">Internal use only — 资源管理 v1.0.11</w:t>
       </w:r>
     </w:p>
   </w:body>

--- a/docs/guides/documents/ZH/Resource-Management-User-Guide-ZH.docx
+++ b/docs/guides/documents/ZH/Resource-Management-User-Guide-ZH.docx
@@ -42,255 +42,6 @@
       <w:r>
         <w:rPr/>
         <w:t xml:space="preserve">官方用户手册</w:t>
-      </w:r>
-    </w:p>
-    <w:tbl>
-      <w:tblPr>
-        <w:tblBorders>
-          <w:top w:val="single" w:sz="2" w:space="0" w:color="000000"/>
-          <w:bottom w:val="single" w:sz="2" w:space="0" w:color="000000"/>
-          <w:left w:val="single" w:sz="2" w:space="0" w:color="000000"/>
-          <w:right w:val="single" w:sz="2" w:space="0" w:color="000000"/>
-        </w:tblBorders>
-        <w:tblCellSpacing w:w="0" w:type="dxa"/>
-        <w:tblCellMar>
-          <w:top w:type="dxa" w:w="80"/>
-          <w:bottom w:type="dxa" w:w="80"/>
-          <w:left w:type="dxa" w:w="160"/>
-          <w:right w:type="dxa" w:w="160"/>
-        </w:tblCellMar>
-        <w:jc w:val="center"/>
-      </w:tblPr>
-    </w:tbl>
-    <w:p>
-      <w:pPr>
-        <w:spacing w:lineRule="auto"/>
-      </w:pPr>
-      <w:r>
-        <w:rPr/>
-      </w:r>
-    </w:p>
-    <w:p>
-      <w:pPr>
-        <w:spacing w:lineRule="auto"/>
-      </w:pPr>
-      <w:r>
-        <w:rPr/>
-        <w:t xml:space="preserve">目录</w:t>
-      </w:r>
-    </w:p>
-    <w:p>
-      <w:pPr>
-        <w:numPr>
-          <w:ilvl w:val="0"/>
-          <w:numId w:val="1"/>
-        </w:numPr>
-        <w:spacing w:lineRule="auto"/>
-      </w:pPr>
-      <w:hyperlink r:id="rId6">
-        <w:r>
-          <w:rPr>
-            <w:rStyle w:val="Hyperlink"/>
-          </w:rPr>
-          <w:t xml:space="preserve">目录</w:t>
-        </w:r>
-      </w:hyperlink>
-    </w:p>
-    <w:p>
-      <w:pPr>
-        <w:numPr>
-          <w:ilvl w:val="0"/>
-          <w:numId w:val="1"/>
-        </w:numPr>
-        <w:spacing w:lineRule="auto"/>
-      </w:pPr>
-      <w:hyperlink r:id="rId7">
-        <w:r>
-          <w:rPr>
-            <w:rStyle w:val="Hyperlink"/>
-          </w:rPr>
-          <w:t xml:space="preserve">1. 概述</w:t>
-        </w:r>
-      </w:hyperlink>
-    </w:p>
-    <w:p>
-      <w:pPr>
-        <w:numPr>
-          <w:ilvl w:val="0"/>
-          <w:numId w:val="1"/>
-        </w:numPr>
-        <w:spacing w:lineRule="auto"/>
-      </w:pPr>
-      <w:hyperlink r:id="rId8">
-        <w:r>
-          <w:rPr>
-            <w:rStyle w:val="Hyperlink"/>
-          </w:rPr>
-          <w:t xml:space="preserve">2. 启动应用</w:t>
-        </w:r>
-      </w:hyperlink>
-    </w:p>
-    <w:p>
-      <w:pPr>
-        <w:numPr>
-          <w:ilvl w:val="0"/>
-          <w:numId w:val="1"/>
-        </w:numPr>
-        <w:spacing w:lineRule="auto"/>
-      </w:pPr>
-      <w:hyperlink r:id="rId9">
-        <w:r>
-          <w:rPr>
-            <w:rStyle w:val="Hyperlink"/>
-          </w:rPr>
-          <w:t xml:space="preserve">3. 导航与布局</w:t>
-        </w:r>
-      </w:hyperlink>
-    </w:p>
-    <w:p>
-      <w:pPr>
-        <w:numPr>
-          <w:ilvl w:val="0"/>
-          <w:numId w:val="1"/>
-        </w:numPr>
-        <w:spacing w:lineRule="auto"/>
-      </w:pPr>
-      <w:hyperlink r:id="rId10">
-        <w:r>
-          <w:rPr>
-            <w:rStyle w:val="Hyperlink"/>
-          </w:rPr>
-          <w:t xml:space="preserve">4. 「账号」标签 — 账号监控</w:t>
-        </w:r>
-      </w:hyperlink>
-    </w:p>
-    <w:p>
-      <w:pPr>
-        <w:numPr>
-          <w:ilvl w:val="0"/>
-          <w:numId w:val="1"/>
-        </w:numPr>
-        <w:spacing w:lineRule="auto"/>
-      </w:pPr>
-      <w:hyperlink r:id="rId11">
-        <w:r>
-          <w:rPr>
-            <w:rStyle w:val="Hyperlink"/>
-          </w:rPr>
-          <w:t xml:space="preserve">5. 「工单」标签 — 问题与修复</w:t>
-        </w:r>
-      </w:hyperlink>
-    </w:p>
-    <w:p>
-      <w:pPr>
-        <w:numPr>
-          <w:ilvl w:val="0"/>
-          <w:numId w:val="1"/>
-        </w:numPr>
-        <w:spacing w:lineRule="auto"/>
-      </w:pPr>
-      <w:hyperlink r:id="rId12">
-        <w:r>
-          <w:rPr>
-            <w:rStyle w:val="Hyperlink"/>
-          </w:rPr>
-          <w:t xml:space="preserve">6. 「管理」页面</w:t>
-        </w:r>
-      </w:hyperlink>
-    </w:p>
-    <w:p>
-      <w:pPr>
-        <w:numPr>
-          <w:ilvl w:val="0"/>
-          <w:numId w:val="1"/>
-        </w:numPr>
-        <w:spacing w:lineRule="auto"/>
-      </w:pPr>
-      <w:hyperlink r:id="rId13">
-        <w:r>
-          <w:rPr>
-            <w:rStyle w:val="Hyperlink"/>
-          </w:rPr>
-          <w:t xml:space="preserve">7. 数据同步（实时）</w:t>
-        </w:r>
-      </w:hyperlink>
-    </w:p>
-    <w:p>
-      <w:pPr>
-        <w:numPr>
-          <w:ilvl w:val="0"/>
-          <w:numId w:val="1"/>
-        </w:numPr>
-        <w:spacing w:lineRule="auto"/>
-      </w:pPr>
-      <w:hyperlink r:id="rId14">
-        <w:r>
-          <w:rPr>
-            <w:rStyle w:val="Hyperlink"/>
-          </w:rPr>
-          <w:t xml:space="preserve">8. 推荐日常工作流</w:t>
-        </w:r>
-      </w:hyperlink>
-    </w:p>
-    <w:p>
-      <w:pPr>
-        <w:numPr>
-          <w:ilvl w:val="0"/>
-          <w:numId w:val="1"/>
-        </w:numPr>
-        <w:spacing w:lineRule="auto"/>
-      </w:pPr>
-      <w:hyperlink r:id="rId15">
-        <w:r>
-          <w:rPr>
-            <w:rStyle w:val="Hyperlink"/>
-          </w:rPr>
-          <w:t xml:space="preserve">9. 术语表</w:t>
-        </w:r>
-      </w:hyperlink>
-    </w:p>
-    <w:p>
-      <w:pPr>
-        <w:numPr>
-          <w:ilvl w:val="0"/>
-          <w:numId w:val="1"/>
-        </w:numPr>
-        <w:spacing w:lineRule="auto"/>
-      </w:pPr>
-      <w:hyperlink r:id="rId16">
-        <w:r>
-          <w:rPr>
-            <w:rStyle w:val="Hyperlink"/>
-          </w:rPr>
-          <w:t xml:space="preserve">10. 常见问题</w:t>
-        </w:r>
-      </w:hyperlink>
-    </w:p>
-    <w:p>
-      <w:pPr>
-        <w:numPr>
-          <w:ilvl w:val="0"/>
-          <w:numId w:val="1"/>
-        </w:numPr>
-        <w:spacing w:lineRule="auto"/>
-      </w:pPr>
-      <w:hyperlink r:id="rId17">
-        <w:r>
-          <w:rPr>
-            <w:rStyle w:val="Hyperlink"/>
-          </w:rPr>
-          <w:t xml:space="preserve">附录 — 功能速览图</w:t>
-        </w:r>
-      </w:hyperlink>
-    </w:p>
-    <w:p>
-      <w:pPr>
-        <w:pStyle w:val="Heading1"/>
-        <w:spacing w:lineRule="auto"/>
-      </w:pPr>
-      <w:r>
-        <w:rPr/>
-        <w:t xml:space="preserve">资源管理 — 官方用户手册（中文）</w:t>
       </w:r>
     </w:p>
     <w:tbl>
@@ -327,45 +78,12 @@
               <w:right w:val="single" w:sz="1" w:space="0" w:color="000000"/>
             </w:tcBorders>
           </w:tcPr>
-          <w:p/>
-        </w:tc>
-        <w:tc>
-          <w:tcPr>
-            <w:tcBorders>
-              <w:top w:val="single" w:sz="1" w:space="0" w:color="000000"/>
-              <w:bottom w:val="single" w:sz="1" w:space="0" w:color="000000"/>
-              <w:left w:val="single" w:sz="1" w:space="0" w:color="000000"/>
-              <w:right w:val="single" w:sz="1" w:space="0" w:color="000000"/>
-            </w:tcBorders>
-          </w:tcPr>
-          <w:p/>
-        </w:tc>
-      </w:tr>
-      <w:tblGrid>
-        <w:gridCol w:w="4320"/>
-        <w:gridCol w:w="4320"/>
-      </w:tblGrid>
-      <w:tr>
-        <w:trPr>
-          <w:cantSplit/>
-        </w:trPr>
-        <w:tc>
-          <w:tcPr>
-            <w:tcBorders>
-              <w:top w:val="single" w:sz="1" w:space="0" w:color="000000"/>
-              <w:bottom w:val="single" w:sz="1" w:space="0" w:color="000000"/>
-              <w:left w:val="single" w:sz="1" w:space="0" w:color="000000"/>
-              <w:right w:val="single" w:sz="1" w:space="0" w:color="000000"/>
-            </w:tcBorders>
-          </w:tcPr>
-          <w:p>
-            <w:pPr>
-              <w:spacing w:lineRule="auto"/>
-            </w:pPr>
-            <w:r>
-              <w:rPr>
-                <w:b/>
-              </w:rPr>
+          <w:p>
+            <w:pPr>
+              <w:spacing w:lineRule="auto"/>
+            </w:pPr>
+            <w:r>
+              <w:rPr/>
               <w:t xml:space="preserve">产品</w:t>
             </w:r>
           </w:p>
@@ -408,9 +126,7 @@
               <w:spacing w:lineRule="auto"/>
             </w:pPr>
             <w:r>
-              <w:rPr>
-                <w:b/>
-              </w:rPr>
+              <w:rPr/>
               <w:t xml:space="preserve">应用版本</w:t>
             </w:r>
           </w:p>
@@ -430,32 +146,30 @@
             </w:pPr>
             <w:r>
               <w:rPr/>
-              <w:t xml:space="preserve">1.0.11</w:t>
-            </w:r>
-          </w:p>
-        </w:tc>
-      </w:tr>
-      <w:tr>
-        <w:trPr>
-          <w:cantSplit/>
-        </w:trPr>
-        <w:tc>
-          <w:tcPr>
-            <w:tcBorders>
-              <w:top w:val="single" w:sz="1" w:space="0" w:color="000000"/>
-              <w:bottom w:val="single" w:sz="1" w:space="0" w:color="000000"/>
-              <w:left w:val="single" w:sz="1" w:space="0" w:color="000000"/>
-              <w:right w:val="single" w:sz="1" w:space="0" w:color="000000"/>
-            </w:tcBorders>
-          </w:tcPr>
-          <w:p>
-            <w:pPr>
-              <w:spacing w:lineRule="auto"/>
-            </w:pPr>
-            <w:r>
-              <w:rPr>
-                <w:b/>
-              </w:rPr>
+              <w:t xml:space="preserve">1.0.14</w:t>
+            </w:r>
+          </w:p>
+        </w:tc>
+      </w:tr>
+      <w:tr>
+        <w:trPr>
+          <w:cantSplit/>
+        </w:trPr>
+        <w:tc>
+          <w:tcPr>
+            <w:tcBorders>
+              <w:top w:val="single" w:sz="1" w:space="0" w:color="000000"/>
+              <w:bottom w:val="single" w:sz="1" w:space="0" w:color="000000"/>
+              <w:left w:val="single" w:sz="1" w:space="0" w:color="000000"/>
+              <w:right w:val="single" w:sz="1" w:space="0" w:color="000000"/>
+            </w:tcBorders>
+          </w:tcPr>
+          <w:p>
+            <w:pPr>
+              <w:spacing w:lineRule="auto"/>
+            </w:pPr>
+            <w:r>
+              <w:rPr/>
               <w:t xml:space="preserve">适用对象</w:t>
             </w:r>
           </w:p>
@@ -498,9 +212,7 @@
               <w:spacing w:lineRule="auto"/>
             </w:pPr>
             <w:r>
-              <w:rPr>
-                <w:b/>
-              </w:rPr>
+              <w:rPr/>
               <w:t xml:space="preserve">平台</w:t>
             </w:r>
           </w:p>
@@ -520,52 +232,30 @@
             </w:pPr>
             <w:r>
               <w:rPr/>
-              <w:t xml:space="preserve">Windows 桌面端（</w:t>
-            </w:r>
-          </w:p>
-          <w:p>
-            <w:pPr>
-              <w:spacing w:lineRule="auto"/>
-            </w:pPr>
-            <w:r>
-              <w:rPr>
-                <w:highlight w:val="lightGray"/>
-              </w:rPr>
-              <w:t xml:space="preserve">.exe</w:t>
-            </w:r>
-          </w:p>
-          <w:p>
-            <w:pPr>
-              <w:spacing w:lineRule="auto"/>
-            </w:pPr>
-            <w:r>
-              <w:rPr/>
-              <w:t xml:space="preserve">）</w:t>
-            </w:r>
-          </w:p>
-        </w:tc>
-      </w:tr>
-      <w:tr>
-        <w:trPr>
-          <w:cantSplit/>
-        </w:trPr>
-        <w:tc>
-          <w:tcPr>
-            <w:tcBorders>
-              <w:top w:val="single" w:sz="1" w:space="0" w:color="000000"/>
-              <w:bottom w:val="single" w:sz="1" w:space="0" w:color="000000"/>
-              <w:left w:val="single" w:sz="1" w:space="0" w:color="000000"/>
-              <w:right w:val="single" w:sz="1" w:space="0" w:color="000000"/>
-            </w:tcBorders>
-          </w:tcPr>
-          <w:p>
-            <w:pPr>
-              <w:spacing w:lineRule="auto"/>
-            </w:pPr>
-            <w:r>
-              <w:rPr>
-                <w:b/>
-              </w:rPr>
+              <w:t xml:space="preserve">Windows / macOS / Linux 桌面安装包</w:t>
+            </w:r>
+          </w:p>
+        </w:tc>
+      </w:tr>
+      <w:tr>
+        <w:trPr>
+          <w:cantSplit/>
+        </w:trPr>
+        <w:tc>
+          <w:tcPr>
+            <w:tcBorders>
+              <w:top w:val="single" w:sz="1" w:space="0" w:color="000000"/>
+              <w:bottom w:val="single" w:sz="1" w:space="0" w:color="000000"/>
+              <w:left w:val="single" w:sz="1" w:space="0" w:color="000000"/>
+              <w:right w:val="single" w:sz="1" w:space="0" w:color="000000"/>
+            </w:tcBorders>
+          </w:tcPr>
+          <w:p>
+            <w:pPr>
+              <w:spacing w:lineRule="auto"/>
+            </w:pPr>
+            <w:r>
+              <w:rPr/>
               <w:t xml:space="preserve">界面语言</w:t>
             </w:r>
           </w:p>
@@ -585,47 +275,7 @@
             </w:pPr>
             <w:r>
               <w:rPr/>
-              <w:t xml:space="preserve">English / 中文（</w:t>
-            </w:r>
-          </w:p>
-          <w:p>
-            <w:pPr>
-              <w:spacing w:lineRule="auto"/>
-            </w:pPr>
-            <w:r>
-              <w:rPr>
-                <w:b/>
-              </w:rPr>
-              <w:t xml:space="preserve">管理</w:t>
-            </w:r>
-          </w:p>
-          <w:p>
-            <w:pPr>
-              <w:spacing w:lineRule="auto"/>
-            </w:pPr>
-            <w:r>
-              <w:rPr/>
-              <w:t xml:space="preserve"> → </w:t>
-            </w:r>
-          </w:p>
-          <w:p>
-            <w:pPr>
-              <w:spacing w:lineRule="auto"/>
-            </w:pPr>
-            <w:r>
-              <w:rPr>
-                <w:b/>
-              </w:rPr>
-              <w:t xml:space="preserve">语言</w:t>
-            </w:r>
-          </w:p>
-          <w:p>
-            <w:pPr>
-              <w:spacing w:lineRule="auto"/>
-            </w:pPr>
-            <w:r>
-              <w:rPr/>
-              <w:t xml:space="preserve">）</w:t>
+              <w:t xml:space="preserve">English / 中文（管理 → 语言）</w:t>
             </w:r>
           </w:p>
         </w:tc>
@@ -638,6 +288,219 @@
       <w:r>
         <w:rPr/>
       </w:r>
+    </w:p>
+    <w:p>
+      <w:pPr>
+        <w:spacing w:lineRule="auto"/>
+      </w:pPr>
+      <w:r>
+        <w:rPr/>
+        <w:t xml:space="preserve">目录</w:t>
+      </w:r>
+    </w:p>
+    <w:p>
+      <w:pPr>
+        <w:numPr>
+          <w:ilvl w:val="0"/>
+          <w:numId w:val="1"/>
+        </w:numPr>
+        <w:spacing w:lineRule="auto"/>
+      </w:pPr>
+      <w:hyperlink r:id="rId6">
+        <w:r>
+          <w:rPr>
+            <w:rStyle w:val="Hyperlink"/>
+          </w:rPr>
+          <w:t xml:space="preserve">目录</w:t>
+        </w:r>
+      </w:hyperlink>
+    </w:p>
+    <w:p>
+      <w:pPr>
+        <w:numPr>
+          <w:ilvl w:val="0"/>
+          <w:numId w:val="1"/>
+        </w:numPr>
+        <w:spacing w:lineRule="auto"/>
+      </w:pPr>
+      <w:hyperlink r:id="rId7">
+        <w:r>
+          <w:rPr>
+            <w:rStyle w:val="Hyperlink"/>
+          </w:rPr>
+          <w:t xml:space="preserve">1. 概述</w:t>
+        </w:r>
+      </w:hyperlink>
+    </w:p>
+    <w:p>
+      <w:pPr>
+        <w:numPr>
+          <w:ilvl w:val="0"/>
+          <w:numId w:val="1"/>
+        </w:numPr>
+        <w:spacing w:lineRule="auto"/>
+      </w:pPr>
+      <w:hyperlink r:id="rId8">
+        <w:r>
+          <w:rPr>
+            <w:rStyle w:val="Hyperlink"/>
+          </w:rPr>
+          <w:t xml:space="preserve">2. 启动应用</w:t>
+        </w:r>
+      </w:hyperlink>
+    </w:p>
+    <w:p>
+      <w:pPr>
+        <w:numPr>
+          <w:ilvl w:val="0"/>
+          <w:numId w:val="1"/>
+        </w:numPr>
+        <w:spacing w:lineRule="auto"/>
+      </w:pPr>
+      <w:hyperlink r:id="rId9">
+        <w:r>
+          <w:rPr>
+            <w:rStyle w:val="Hyperlink"/>
+          </w:rPr>
+          <w:t xml:space="preserve">3. 导航与布局</w:t>
+        </w:r>
+      </w:hyperlink>
+    </w:p>
+    <w:p>
+      <w:pPr>
+        <w:numPr>
+          <w:ilvl w:val="0"/>
+          <w:numId w:val="1"/>
+        </w:numPr>
+        <w:spacing w:lineRule="auto"/>
+      </w:pPr>
+      <w:hyperlink r:id="rId10">
+        <w:r>
+          <w:rPr>
+            <w:rStyle w:val="Hyperlink"/>
+          </w:rPr>
+          <w:t xml:space="preserve">4. 「账号」标签 — 账号监控</w:t>
+        </w:r>
+      </w:hyperlink>
+    </w:p>
+    <w:p>
+      <w:pPr>
+        <w:numPr>
+          <w:ilvl w:val="0"/>
+          <w:numId w:val="1"/>
+        </w:numPr>
+        <w:spacing w:lineRule="auto"/>
+      </w:pPr>
+      <w:hyperlink r:id="rId11">
+        <w:r>
+          <w:rPr>
+            <w:rStyle w:val="Hyperlink"/>
+          </w:rPr>
+          <w:t xml:space="preserve">5. 「工单」标签 — 问题与修复</w:t>
+        </w:r>
+      </w:hyperlink>
+    </w:p>
+    <w:p>
+      <w:pPr>
+        <w:numPr>
+          <w:ilvl w:val="0"/>
+          <w:numId w:val="1"/>
+        </w:numPr>
+        <w:spacing w:lineRule="auto"/>
+      </w:pPr>
+      <w:hyperlink r:id="rId12">
+        <w:r>
+          <w:rPr>
+            <w:rStyle w:val="Hyperlink"/>
+          </w:rPr>
+          <w:t xml:space="preserve">6. 「管理」页面</w:t>
+        </w:r>
+      </w:hyperlink>
+    </w:p>
+    <w:p>
+      <w:pPr>
+        <w:numPr>
+          <w:ilvl w:val="0"/>
+          <w:numId w:val="1"/>
+        </w:numPr>
+        <w:spacing w:lineRule="auto"/>
+      </w:pPr>
+      <w:hyperlink r:id="rId13">
+        <w:r>
+          <w:rPr>
+            <w:rStyle w:val="Hyperlink"/>
+          </w:rPr>
+          <w:t xml:space="preserve">7. 数据同步（实时）</w:t>
+        </w:r>
+      </w:hyperlink>
+    </w:p>
+    <w:p>
+      <w:pPr>
+        <w:numPr>
+          <w:ilvl w:val="0"/>
+          <w:numId w:val="1"/>
+        </w:numPr>
+        <w:spacing w:lineRule="auto"/>
+      </w:pPr>
+      <w:hyperlink r:id="rId14">
+        <w:r>
+          <w:rPr>
+            <w:rStyle w:val="Hyperlink"/>
+          </w:rPr>
+          <w:t xml:space="preserve">8. 推荐日常工作流</w:t>
+        </w:r>
+      </w:hyperlink>
+    </w:p>
+    <w:p>
+      <w:pPr>
+        <w:numPr>
+          <w:ilvl w:val="0"/>
+          <w:numId w:val="1"/>
+        </w:numPr>
+        <w:spacing w:lineRule="auto"/>
+      </w:pPr>
+      <w:hyperlink r:id="rId15">
+        <w:r>
+          <w:rPr>
+            <w:rStyle w:val="Hyperlink"/>
+          </w:rPr>
+          <w:t xml:space="preserve">9. 术语表</w:t>
+        </w:r>
+      </w:hyperlink>
+    </w:p>
+    <w:p>
+      <w:pPr>
+        <w:numPr>
+          <w:ilvl w:val="0"/>
+          <w:numId w:val="1"/>
+        </w:numPr>
+        <w:spacing w:lineRule="auto"/>
+      </w:pPr>
+      <w:hyperlink r:id="rId16">
+        <w:r>
+          <w:rPr>
+            <w:rStyle w:val="Hyperlink"/>
+          </w:rPr>
+          <w:t xml:space="preserve">10. 常见问题</w:t>
+        </w:r>
+      </w:hyperlink>
+    </w:p>
+    <w:p>
+      <w:pPr>
+        <w:numPr>
+          <w:ilvl w:val="0"/>
+          <w:numId w:val="1"/>
+        </w:numPr>
+        <w:spacing w:lineRule="auto"/>
+      </w:pPr>
+      <w:hyperlink r:id="rId17">
+        <w:r>
+          <w:rPr>
+            <w:rStyle w:val="Hyperlink"/>
+          </w:rPr>
+          <w:t xml:space="preserve">附录 — 功能速览图</w:t>
+        </w:r>
+      </w:hyperlink>
     </w:p>
     <w:p>
       <w:pPr>
@@ -5324,27 +5187,7 @@
             </w:pPr>
             <w:r>
               <w:rPr/>
-              <w:t xml:space="preserve">仅</w:t>
-            </w:r>
-          </w:p>
-          <w:p>
-            <w:pPr>
-              <w:spacing w:lineRule="auto"/>
-            </w:pPr>
-            <w:r>
-              <w:rPr>
-                <w:b/>
-              </w:rPr>
-              <w:t xml:space="preserve">本次会话</w:t>
-            </w:r>
-          </w:p>
-          <w:p>
-            <w:pPr>
-              <w:spacing w:lineRule="auto"/>
-            </w:pPr>
-            <w:r>
-              <w:rPr/>
-              <w:t xml:space="preserve">隐藏卡片 — 不删除数据库</w:t>
+              <w:t xml:space="preserve">确认后从数据库删除品牌及相关数据</w:t>
             </w:r>
           </w:p>
         </w:tc>
@@ -6189,7 +6032,38 @@
             </w:pPr>
             <w:r>
               <w:rPr/>
-              <w:t xml:space="preserve">无效时需先完成平台登录</w:t>
+              <w:t xml:space="preserve">无效时需先登录；</w:t>
+            </w:r>
+          </w:p>
+          <w:p>
+            <w:pPr>
+              <w:spacing w:lineRule="auto"/>
+            </w:pPr>
+            <w:r>
+              <w:rPr>
+                <w:b/>
+              </w:rPr>
+              <w:t xml:space="preserve">有效时悬停 X</w:t>
+            </w:r>
+          </w:p>
+          <w:p>
+            <w:pPr>
+              <w:spacing w:lineRule="auto"/>
+            </w:pPr>
+            <w:r>
+              <w:rPr/>
+              <w:t xml:space="preserve"> = </w:t>
+            </w:r>
+          </w:p>
+          <w:p>
+            <w:pPr>
+              <w:spacing w:lineRule="auto"/>
+            </w:pPr>
+            <w:r>
+              <w:rPr>
+                <w:b/>
+              </w:rPr>
+              <w:t xml:space="preserve">清除会话</w:t>
             </w:r>
           </w:p>
         </w:tc>
@@ -6256,6 +6130,136 @@
             <w:r>
               <w:rPr/>
               <w:t xml:space="preserve">Y = 当日设备群数；X = 该平台品牌标准群数</w:t>
+            </w:r>
+          </w:p>
+        </w:tc>
+      </w:tr>
+      <w:tr>
+        <w:trPr>
+          <w:cantSplit/>
+        </w:trPr>
+        <w:tc>
+          <w:tcPr>
+            <w:tcBorders>
+              <w:top w:val="single" w:sz="1" w:space="0" w:color="000000"/>
+              <w:bottom w:val="single" w:sz="1" w:space="0" w:color="000000"/>
+              <w:left w:val="single" w:sz="1" w:space="0" w:color="000000"/>
+              <w:right w:val="single" w:sz="1" w:space="0" w:color="000000"/>
+            </w:tcBorders>
+          </w:tcPr>
+          <w:p>
+            <w:pPr>
+              <w:spacing w:lineRule="auto"/>
+            </w:pPr>
+            <w:r>
+              <w:rPr>
+                <w:b/>
+              </w:rPr>
+              <w:t xml:space="preserve">设备上</w:t>
+            </w:r>
+          </w:p>
+        </w:tc>
+        <w:tc>
+          <w:tcPr>
+            <w:tcBorders>
+              <w:top w:val="single" w:sz="1" w:space="0" w:color="000000"/>
+              <w:bottom w:val="single" w:sz="1" w:space="0" w:color="000000"/>
+              <w:left w:val="single" w:sz="1" w:space="0" w:color="000000"/>
+              <w:right w:val="single" w:sz="1" w:space="0" w:color="000000"/>
+            </w:tcBorders>
+          </w:tcPr>
+          <w:p>
+            <w:pPr>
+              <w:spacing w:lineRule="auto"/>
+            </w:pPr>
+            <w:r>
+              <w:rPr/>
+              <w:t xml:space="preserve">单个数字</w:t>
+            </w:r>
+          </w:p>
+        </w:tc>
+        <w:tc>
+          <w:tcPr>
+            <w:tcBorders>
+              <w:top w:val="single" w:sz="1" w:space="0" w:color="000000"/>
+              <w:bottom w:val="single" w:sz="1" w:space="0" w:color="000000"/>
+              <w:left w:val="single" w:sz="1" w:space="0" w:color="000000"/>
+              <w:right w:val="single" w:sz="1" w:space="0" w:color="000000"/>
+            </w:tcBorders>
+          </w:tcPr>
+          <w:p>
+            <w:pPr>
+              <w:spacing w:lineRule="auto"/>
+            </w:pPr>
+            <w:r>
+              <w:rPr/>
+              <w:t xml:space="preserve">手机/本机群总数（daily）</w:t>
+            </w:r>
+          </w:p>
+        </w:tc>
+      </w:tr>
+      <w:tr>
+        <w:trPr>
+          <w:cantSplit/>
+        </w:trPr>
+        <w:tc>
+          <w:tcPr>
+            <w:tcBorders>
+              <w:top w:val="single" w:sz="1" w:space="0" w:color="000000"/>
+              <w:bottom w:val="single" w:sz="1" w:space="0" w:color="000000"/>
+              <w:left w:val="single" w:sz="1" w:space="0" w:color="000000"/>
+              <w:right w:val="single" w:sz="1" w:space="0" w:color="000000"/>
+            </w:tcBorders>
+          </w:tcPr>
+          <w:p>
+            <w:pPr>
+              <w:spacing w:lineRule="auto"/>
+            </w:pPr>
+            <w:r>
+              <w:rPr>
+                <w:b/>
+              </w:rPr>
+              <w:t xml:space="preserve">品牌内</w:t>
+            </w:r>
+          </w:p>
+        </w:tc>
+        <w:tc>
+          <w:tcPr>
+            <w:tcBorders>
+              <w:top w:val="single" w:sz="1" w:space="0" w:color="000000"/>
+              <w:bottom w:val="single" w:sz="1" w:space="0" w:color="000000"/>
+              <w:left w:val="single" w:sz="1" w:space="0" w:color="000000"/>
+              <w:right w:val="single" w:sz="1" w:space="0" w:color="000000"/>
+            </w:tcBorders>
+          </w:tcPr>
+          <w:p>
+            <w:pPr>
+              <w:spacing w:lineRule="auto"/>
+            </w:pPr>
+            <w:r>
+              <w:rPr>
+                <w:highlight w:val="lightGray"/>
+              </w:rPr>
+              <w:t xml:space="preserve">y/x</w:t>
+            </w:r>
+          </w:p>
+        </w:tc>
+        <w:tc>
+          <w:tcPr>
+            <w:tcBorders>
+              <w:top w:val="single" w:sz="1" w:space="0" w:color="000000"/>
+              <w:bottom w:val="single" w:sz="1" w:space="0" w:color="000000"/>
+              <w:left w:val="single" w:sz="1" w:space="0" w:color="000000"/>
+              <w:right w:val="single" w:sz="1" w:space="0" w:color="000000"/>
+            </w:tcBorders>
+          </w:tcPr>
+          <w:p>
+            <w:pPr>
+              <w:spacing w:lineRule="auto"/>
+            </w:pPr>
+            <w:r>
+              <w:rPr/>
+              <w:t xml:space="preserve">已加入品牌主表的群数 / 主表总数</w:t>
             </w:r>
           </w:p>
         </w:tc>
@@ -6692,7 +6696,63 @@
             </w:pPr>
             <w:r>
               <w:rPr/>
-              <w:t xml:space="preserve"> — 从槽位移除账号（确认弹窗）</w:t>
+              <w:t xml:space="preserve"> — 删除账号并重建品牌主表（确认弹窗）</w:t>
+            </w:r>
+          </w:p>
+        </w:tc>
+      </w:tr>
+      <w:tr>
+        <w:trPr>
+          <w:cantSplit/>
+        </w:trPr>
+        <w:tc>
+          <w:tcPr>
+            <w:tcBorders>
+              <w:top w:val="single" w:sz="1" w:space="0" w:color="000000"/>
+              <w:bottom w:val="single" w:sz="1" w:space="0" w:color="000000"/>
+              <w:left w:val="single" w:sz="1" w:space="0" w:color="000000"/>
+              <w:right w:val="single" w:sz="1" w:space="0" w:color="000000"/>
+            </w:tcBorders>
+          </w:tcPr>
+          <w:p>
+            <w:pPr>
+              <w:spacing w:lineRule="auto"/>
+            </w:pPr>
+            <w:r>
+              <w:rPr>
+                <w:b/>
+              </w:rPr>
+              <w:t xml:space="preserve">X（悬停于会话列，仅有效）</w:t>
+            </w:r>
+          </w:p>
+        </w:tc>
+        <w:tc>
+          <w:tcPr>
+            <w:tcBorders>
+              <w:top w:val="single" w:sz="1" w:space="0" w:color="000000"/>
+              <w:bottom w:val="single" w:sz="1" w:space="0" w:color="000000"/>
+              <w:left w:val="single" w:sz="1" w:space="0" w:color="000000"/>
+              <w:right w:val="single" w:sz="1" w:space="0" w:color="000000"/>
+            </w:tcBorders>
+          </w:tcPr>
+          <w:p>
+            <w:pPr>
+              <w:spacing w:lineRule="auto"/>
+            </w:pPr>
+            <w:r>
+              <w:rPr>
+                <w:b/>
+              </w:rPr>
+              <w:t xml:space="preserve">清除会话</w:t>
+            </w:r>
+          </w:p>
+          <w:p>
+            <w:pPr>
+              <w:spacing w:lineRule="auto"/>
+            </w:pPr>
+            <w:r>
+              <w:rPr/>
+              <w:t xml:space="preserve"> — 本机与数据库登出；下次同步打开全新二维码</w:t>
             </w:r>
           </w:p>
         </w:tc>
@@ -6737,7 +6797,7 @@
             </w:pPr>
             <w:r>
               <w:rPr/>
-              <w:t xml:space="preserve">弹窗：群名称、群 ID、邀请链接、是否管理员 — 需先有抓取数据</w:t>
+              <w:t xml:space="preserve">弹窗：daily 七列或管理员对比主表 — 需先有抓取数据</w:t>
             </w:r>
           </w:p>
         </w:tc>
@@ -8437,26 +8497,71 @@
             </w:pPr>
             <w:r>
               <w:rPr/>
-              <w:t xml:space="preserve">表格</w:t>
-            </w:r>
-          </w:p>
-        </w:tc>
-        <w:tc>
-          <w:tcPr>
-            <w:tcBorders>
-              <w:top w:val="single" w:sz="1" w:space="0" w:color="000000"/>
-              <w:bottom w:val="single" w:sz="1" w:space="0" w:color="000000"/>
-              <w:left w:val="single" w:sz="1" w:space="0" w:color="000000"/>
-              <w:right w:val="single" w:sz="1" w:space="0" w:color="000000"/>
-            </w:tcBorders>
-          </w:tcPr>
-          <w:p>
-            <w:pPr>
-              <w:spacing w:lineRule="auto"/>
-            </w:pPr>
-            <w:r>
-              <w:rPr/>
-              <w:t xml:space="preserve">群名称、群 ID、邀请链接、管理员（是/否）</w:t>
+              <w:t xml:space="preserve">表格（daily 模式）</w:t>
+            </w:r>
+          </w:p>
+        </w:tc>
+        <w:tc>
+          <w:tcPr>
+            <w:tcBorders>
+              <w:top w:val="single" w:sz="1" w:space="0" w:color="000000"/>
+              <w:bottom w:val="single" w:sz="1" w:space="0" w:color="000000"/>
+              <w:left w:val="single" w:sz="1" w:space="0" w:color="000000"/>
+              <w:right w:val="single" w:sz="1" w:space="0" w:color="000000"/>
+            </w:tcBorders>
+          </w:tcPr>
+          <w:p>
+            <w:pPr>
+              <w:spacing w:lineRule="auto"/>
+            </w:pPr>
+            <w:r>
+              <w:rPr/>
+              <w:t xml:space="preserve">序号、群名称、群 ID、成员数、管理员数、是否管理员、邀请链接</w:t>
+            </w:r>
+          </w:p>
+        </w:tc>
+      </w:tr>
+      <w:tr>
+        <w:trPr>
+          <w:cantSplit/>
+        </w:trPr>
+        <w:tc>
+          <w:tcPr>
+            <w:tcBorders>
+              <w:top w:val="single" w:sz="1" w:space="0" w:color="000000"/>
+              <w:bottom w:val="single" w:sz="1" w:space="0" w:color="000000"/>
+              <w:left w:val="single" w:sz="1" w:space="0" w:color="000000"/>
+              <w:right w:val="single" w:sz="1" w:space="0" w:color="000000"/>
+            </w:tcBorders>
+          </w:tcPr>
+          <w:p>
+            <w:pPr>
+              <w:spacing w:lineRule="auto"/>
+            </w:pPr>
+            <w:r>
+              <w:rPr/>
+              <w:t xml:space="preserve">Excel 导出</w:t>
+            </w:r>
+          </w:p>
+        </w:tc>
+        <w:tc>
+          <w:tcPr>
+            <w:tcBorders>
+              <w:top w:val="single" w:sz="1" w:space="0" w:color="000000"/>
+              <w:bottom w:val="single" w:sz="1" w:space="0" w:color="000000"/>
+              <w:left w:val="single" w:sz="1" w:space="0" w:color="000000"/>
+              <w:right w:val="single" w:sz="1" w:space="0" w:color="000000"/>
+            </w:tcBorders>
+          </w:tcPr>
+          <w:p>
+            <w:pPr>
+              <w:spacing w:lineRule="auto"/>
+            </w:pPr>
+            <w:r>
+              <w:rPr>
+                <w:highlight w:val="lightGray"/>
+              </w:rPr>
+              <w:t xml:space="preserve">RM-[账号名称]-YYYYMMDD.xlsx</w:t>
             </w:r>
           </w:p>
         </w:tc>
@@ -15667,7 +15772,75 @@
       </w:r>
       <w:r>
         <w:rPr/>
-        <w:t xml:space="preserve">不会 — 仅隐藏至重新加载或调整筛选。</w:t>
+        <w:t xml:space="preserve">会 — 确认后从数据库删除品牌及相关数据。</w:t>
+      </w:r>
+    </w:p>
+    <w:p>
+      <w:pPr>
+        <w:spacing w:lineRule="auto"/>
+      </w:pPr>
+      <w:r>
+        <w:rPr>
+          <w:b/>
+        </w:rPr>
+        <w:t xml:space="preserve">二维码报错「still starting from previous attempt」？</w:t>
+      </w:r>
+      <w:r>
+        <w:rPr/>
+        <w:br w:type="textWrapping"/>
+      </w:r>
+      <w:r>
+        <w:rPr/>
+        <w:t xml:space="preserve">本机 WhatsApp 会话卡住 — 等待数秒，或对</w:t>
+      </w:r>
+      <w:r>
+        <w:rPr>
+          <w:b/>
+        </w:rPr>
+        <w:t xml:space="preserve">有效</w:t>
+      </w:r>
+      <w:r>
+        <w:rPr/>
+        <w:t xml:space="preserve">会话列使用 </w:t>
+      </w:r>
+      <w:r>
+        <w:rPr>
+          <w:b/>
+        </w:rPr>
+        <w:t xml:space="preserve">清除会话 (X)</w:t>
+      </w:r>
+      <w:r>
+        <w:rPr/>
+        <w:t xml:space="preserve"> 后重新同步。</w:t>
+      </w:r>
+    </w:p>
+    <w:p>
+      <w:pPr>
+        <w:spacing w:lineRule="auto"/>
+      </w:pPr>
+      <w:r>
+        <w:rPr>
+          <w:b/>
+        </w:rPr>
+        <w:t xml:space="preserve">其他同事能否同步我登录的账号？</w:t>
+      </w:r>
+      <w:r>
+        <w:rPr/>
+        <w:br w:type="textWrapping"/>
+      </w:r>
+      <w:r>
+        <w:rPr/>
+        <w:t xml:space="preserve">WhatsApp 不行 — 授权在本机。需 </w:t>
+      </w:r>
+      <w:r>
+        <w:rPr>
+          <w:b/>
+        </w:rPr>
+        <w:t xml:space="preserve">清除会话</w:t>
+      </w:r>
+      <w:r>
+        <w:rPr/>
+        <w:t xml:space="preserve"> 后由对方在本机扫码。</w:t>
       </w:r>
     </w:p>
     <w:p>
@@ -15743,7 +15916,7 @@
         <w:rPr>
           <w:rFonts w:ascii="Courier" w:hAnsi="Courier"/>
         </w:rPr>
-        <w:t xml:space="preserve">登录（用户名 / 密码）   └─ 群组监控         ├─ [标签：账号]         │     ├─ KPI：品牌、账号总数、在线、已对齐、需处理、待处理工单         │     ├─ 切片栏：搜索、品牌、平台、状态、卡片|表格、导出         │     └─ 每张品牌卡片         │           ├─ + 添加账号（WhatsApp / Telegram）         │           ├─ 行：同步 ↻ | 移除 X | 群链接         │           └─ 抓取：运行         └─ [标签：工单]               ├─ KPI：待处理、缺标准群、非管理员、待处理群组数…               ├─ 切片栏：搜索、筛选、进行中 | 已完成、导出               ├─ 6 种工单类型               └─ 工单卡片 → 处理工单弹窗 | 双击明细   └─ 管理         ├─ 系统状态（Supabase、平台…）         ├─ 打开配置文件夹 / 检查应用更新（IT）         └─ 账号自动同步 + 语言（English / 中文） </w:t>
+        <w:t xml:space="preserve">登录（用户名 / 密码）   └─ 群组监控         ├─ [标签：账号]         │     ├─ KPI：品牌、账号总数、在线、已对齐、需处理、待处理工单         │     ├─ 切片栏：搜索、品牌、平台、状态、卡片|表格、导出         │     └─ 每张品牌卡片         │           ├─ + 添加账号（WhatsApp / Telegram）         │           ├─ 行：同步 ↻ | 移除 X（账号）| 清除 X（会话）| 群链接         │           └─ 抓取：运行         └─ [标签：工单]               ├─ KPI：待处理、缺标准群、非管理员、待处理群组数…               ├─ 切片栏：搜索、筛选、进行中 | 已完成、导出               ├─ 6 种工单类型               └─ 工单卡片 → 处理工单弹窗 | 双击明细   └─ 管理         ├─ 系统状态（Supabase、平台…）         ├─ 打开配置文件夹 / 检查应用更新（IT）         └─ 账号自动同步 + 语言（English / 中文） </w:t>
       </w:r>
     </w:p>
     <w:p>
@@ -16052,7 +16225,7 @@
         <w:rPr>
           <w:b/>
         </w:rPr>
-        <w:t xml:space="preserve">1.0.11</w:t>
+        <w:t xml:space="preserve">1.0.14</w:t>
       </w:r>
       <w:r>
         <w:rPr/>
@@ -16065,7 +16238,7 @@
       </w:pPr>
       <w:r>
         <w:rPr/>
-        <w:t xml:space="preserve">Internal use only — 资源管理 v1.0.11</w:t>
+        <w:t xml:space="preserve">Internal use only — 资源管理 v1.0.14</w:t>
       </w:r>
     </w:p>
   </w:body>

--- a/docs/guides/documents/ZH/Resource-Management-User-Guide-ZH.docx
+++ b/docs/guides/documents/ZH/Resource-Management-User-Guide-ZH.docx
@@ -5,7 +5,7 @@
     <w:sectPr>
       <w:pgSz w:w="12240" w:h="15840" w:orient="portrait"/>
       <w:pgMar w:top="1440" w:right="1800" w:bottom="1440" w:left="1800" w:header="720" w:footer="720" w:gutter="0"/>
-      <w:footerReference r:id="rId36" w:type="default"/>
+      <w:footerReference r:id="rId35" w:type="default"/>
     </w:sectPr>
     <w:p>
       <w:pPr>
@@ -146,7 +146,7 @@
             </w:pPr>
             <w:r>
               <w:rPr/>
-              <w:t xml:space="preserve">1.0.14</w:t>
+              <w:t xml:space="preserve">1.0.15</w:t>
             </w:r>
           </w:p>
         </w:tc>
@@ -447,7 +447,7 @@
           <w:rPr>
             <w:rStyle w:val="Hyperlink"/>
           </w:rPr>
-          <w:t xml:space="preserve">8. 推荐日常工作流</w:t>
+          <w:t xml:space="preserve">9. 术语表</w:t>
         </w:r>
       </w:hyperlink>
     </w:p>
@@ -460,23 +460,6 @@
         <w:spacing w:lineRule="auto"/>
       </w:pPr>
       <w:hyperlink r:id="rId15">
-        <w:r>
-          <w:rPr>
-            <w:rStyle w:val="Hyperlink"/>
-          </w:rPr>
-          <w:t xml:space="preserve">9. 术语表</w:t>
-        </w:r>
-      </w:hyperlink>
-    </w:p>
-    <w:p>
-      <w:pPr>
-        <w:numPr>
-          <w:ilvl w:val="0"/>
-          <w:numId w:val="1"/>
-        </w:numPr>
-        <w:spacing w:lineRule="auto"/>
-      </w:pPr>
-      <w:hyperlink r:id="rId16">
         <w:r>
           <w:rPr>
             <w:rStyle w:val="Hyperlink"/>
@@ -493,7 +476,7 @@
         </w:numPr>
         <w:spacing w:lineRule="auto"/>
       </w:pPr>
-      <w:hyperlink r:id="rId17">
+      <w:hyperlink r:id="rId16">
         <w:r>
           <w:rPr>
             <w:rStyle w:val="Hyperlink"/>
@@ -520,7 +503,7 @@
         <w:rPr/>
         <w:t xml:space="preserve">。架构与 IT 发布说明请参阅 </w:t>
       </w:r>
-      <w:hyperlink r:id="rId18">
+      <w:hyperlink r:id="rId17">
         <w:r>
           <w:rPr>
             <w:rStyle w:val="Hyperlink"/>
@@ -551,7 +534,7 @@
         </w:numPr>
         <w:spacing w:lineRule="auto"/>
       </w:pPr>
-      <w:hyperlink r:id="rId19">
+      <w:hyperlink r:id="rId18">
         <w:r>
           <w:rPr>
             <w:rStyle w:val="Hyperlink"/>
@@ -568,7 +551,7 @@
         </w:numPr>
         <w:spacing w:lineRule="auto"/>
       </w:pPr>
-      <w:hyperlink r:id="rId20">
+      <w:hyperlink r:id="rId19">
         <w:r>
           <w:rPr>
             <w:rStyle w:val="Hyperlink"/>
@@ -585,7 +568,7 @@
         </w:numPr>
         <w:spacing w:lineRule="auto"/>
       </w:pPr>
-      <w:hyperlink r:id="rId21">
+      <w:hyperlink r:id="rId20">
         <w:r>
           <w:rPr>
             <w:rStyle w:val="Hyperlink"/>
@@ -602,7 +585,7 @@
         </w:numPr>
         <w:spacing w:lineRule="auto"/>
       </w:pPr>
-      <w:hyperlink r:id="rId22">
+      <w:hyperlink r:id="rId21">
         <w:r>
           <w:rPr>
             <w:rStyle w:val="Hyperlink"/>
@@ -619,7 +602,7 @@
         </w:numPr>
         <w:spacing w:lineRule="auto"/>
       </w:pPr>
-      <w:hyperlink r:id="rId23">
+      <w:hyperlink r:id="rId22">
         <w:r>
           <w:rPr>
             <w:rStyle w:val="Hyperlink"/>
@@ -636,7 +619,7 @@
         </w:numPr>
         <w:spacing w:lineRule="auto"/>
       </w:pPr>
-      <w:hyperlink r:id="rId24">
+      <w:hyperlink r:id="rId23">
         <w:r>
           <w:rPr>
             <w:rStyle w:val="Hyperlink"/>
@@ -653,7 +636,7 @@
         </w:numPr>
         <w:spacing w:lineRule="auto"/>
       </w:pPr>
-      <w:hyperlink r:id="rId25">
+      <w:hyperlink r:id="rId24">
         <w:r>
           <w:rPr>
             <w:rStyle w:val="Hyperlink"/>
@@ -670,7 +653,7 @@
         </w:numPr>
         <w:spacing w:lineRule="auto"/>
       </w:pPr>
-      <w:hyperlink r:id="rId26">
+      <w:hyperlink r:id="rId25">
         <w:r>
           <w:rPr>
             <w:rStyle w:val="Hyperlink"/>
@@ -687,7 +670,7 @@
         </w:numPr>
         <w:spacing w:lineRule="auto"/>
       </w:pPr>
-      <w:hyperlink r:id="rId27">
+      <w:hyperlink r:id="rId26">
         <w:r>
           <w:rPr>
             <w:rStyle w:val="Hyperlink"/>
@@ -704,7 +687,7 @@
         </w:numPr>
         <w:spacing w:lineRule="auto"/>
       </w:pPr>
-      <w:hyperlink r:id="rId28">
+      <w:hyperlink r:id="rId27">
         <w:r>
           <w:rPr>
             <w:rStyle w:val="Hyperlink"/>
@@ -721,7 +704,7 @@
         </w:numPr>
         <w:spacing w:lineRule="auto"/>
       </w:pPr>
-      <w:hyperlink r:id="rId29">
+      <w:hyperlink r:id="rId28">
         <w:r>
           <w:rPr>
             <w:rStyle w:val="Hyperlink"/>
@@ -1952,7 +1935,7 @@
         <w:rPr/>
         <w:t xml:space="preserve">详细 Windows 步骤见 </w:t>
       </w:r>
-      <w:hyperlink r:id="rId30">
+      <w:hyperlink r:id="rId29">
         <w:r>
           <w:rPr>
             <w:rStyle w:val="Hyperlink"/>
@@ -13190,7 +13173,7 @@
         <w:rPr/>
         <w:t xml:space="preserve">）。见 </w:t>
       </w:r>
-      <w:hyperlink r:id="rId31">
+      <w:hyperlink r:id="rId30">
         <w:r>
           <w:rPr>
             <w:rStyle w:val="Hyperlink"/>
@@ -13540,7 +13523,27 @@
             </w:pPr>
             <w:r>
               <w:rPr/>
-              <w:t xml:space="preserve">每账号 WhatsApp 认证、自动同步偏好、语言</w:t>
+              <w:t xml:space="preserve">每账号 WhatsApp 认证（</w:t>
+            </w:r>
+          </w:p>
+          <w:p>
+            <w:pPr>
+              <w:spacing w:lineRule="auto"/>
+            </w:pPr>
+            <w:r>
+              <w:rPr>
+                <w:b/>
+              </w:rPr>
+              <w:t xml:space="preserve">仅在本机扫码的 PC</w:t>
+            </w:r>
+          </w:p>
+          <w:p>
+            <w:pPr>
+              <w:spacing w:lineRule="auto"/>
+            </w:pPr>
+            <w:r>
+              <w:rPr/>
+              <w:t xml:space="preserve">）、自动同步偏好、语言</w:t>
             </w:r>
           </w:p>
         </w:tc>
@@ -13556,12 +13559,92 @@
     </w:p>
     <w:p>
       <w:pPr>
-        <w:pStyle w:val="Heading2"/>
-        <w:spacing w:lineRule="auto"/>
-      </w:pPr>
-      <w:r>
-        <w:rPr/>
-        <w:t xml:space="preserve">8. 推荐日常工作流</w:t>
+        <w:spacing w:lineRule="auto"/>
+      </w:pPr>
+      <w:r>
+        <w:rPr>
+          <w:b/>
+        </w:rPr>
+        <w:t xml:space="preserve">WhatsApp 多 PC：</w:t>
+      </w:r>
+      <w:r>
+        <w:rPr/>
+        <w:t xml:space="preserve"> 会话不能跨 PC 迁移。交接 → 旧 PC </w:t>
+      </w:r>
+      <w:r>
+        <w:rPr>
+          <w:b/>
+        </w:rPr>
+        <w:t xml:space="preserve">清除会话</w:t>
+      </w:r>
+      <w:r>
+        <w:rPr/>
+        <w:t xml:space="preserve">（可选）→ 新操作员在本机 </w:t>
+      </w:r>
+      <w:r>
+        <w:rPr>
+          <w:b/>
+        </w:rPr>
+        <w:t xml:space="preserve">同步</w:t>
+      </w:r>
+      <w:r>
+        <w:rPr/>
+        <w:t xml:space="preserve"> 并扫码。</w:t>
+      </w:r>
+    </w:p>
+    <w:p>
+      <w:pPr>
+        <w:spacing w:lineRule="auto"/>
+      </w:pPr>
+      <w:r>
+        <w:rPr>
+          <w:b/>
+        </w:rPr>
+        <w:t xml:space="preserve">Telegram 多 PC：</w:t>
+      </w:r>
+      <w:r>
+        <w:rPr/>
+        <w:t xml:space="preserve"> 会话字符串在云端 — 会话</w:t>
+      </w:r>
+      <w:r>
+        <w:rPr>
+          <w:b/>
+        </w:rPr>
+        <w:t xml:space="preserve">有效</w:t>
+      </w:r>
+      <w:r>
+        <w:rPr/>
+        <w:t xml:space="preserve">时其他 PC 可 </w:t>
+      </w:r>
+      <w:r>
+        <w:rPr>
+          <w:b/>
+        </w:rPr>
+        <w:t xml:space="preserve">同步</w:t>
+      </w:r>
+      <w:r>
+        <w:rPr/>
+        <w:t xml:space="preserve">/</w:t>
+      </w:r>
+      <w:r>
+        <w:rPr>
+          <w:b/>
+        </w:rPr>
+        <w:t xml:space="preserve">运行抓取</w:t>
+      </w:r>
+      <w:r>
+        <w:rPr/>
+        <w:t xml:space="preserve">。交接 → 必须 </w:t>
+      </w:r>
+      <w:r>
+        <w:rPr>
+          <w:b/>
+        </w:rPr>
+        <w:t xml:space="preserve">清除会话</w:t>
+      </w:r>
+      <w:r>
+        <w:rPr/>
+        <w:t xml:space="preserve">，由新操作员在本机扫码。</w:t>
       </w:r>
     </w:p>
     <w:p>
@@ -15842,6 +15925,34 @@
         <w:rPr/>
         <w:t xml:space="preserve"> 后由对方在本机扫码。</w:t>
       </w:r>
+      <w:r>
+        <w:rPr/>
+        <w:br w:type="textWrapping"/>
+      </w:r>
+      <w:r>
+        <w:rPr/>
+        <w:t xml:space="preserve">Telegram 在会话</w:t>
+      </w:r>
+      <w:r>
+        <w:rPr>
+          <w:b/>
+        </w:rPr>
+        <w:t xml:space="preserve">有效</w:t>
+      </w:r>
+      <w:r>
+        <w:rPr/>
+        <w:t xml:space="preserve">时其他 PC 可用（会话在云端）。交接请 </w:t>
+      </w:r>
+      <w:r>
+        <w:rPr>
+          <w:b/>
+        </w:rPr>
+        <w:t xml:space="preserve">清除会话</w:t>
+      </w:r>
+      <w:r>
+        <w:rPr/>
+        <w:t xml:space="preserve">，由对方在本机扫码。</w:t>
+      </w:r>
     </w:p>
     <w:p>
       <w:pPr>
@@ -16033,7 +16144,7 @@
             <w:pPr>
               <w:spacing w:lineRule="auto"/>
             </w:pPr>
-            <w:hyperlink r:id="rId32">
+            <w:hyperlink r:id="rId31">
               <w:r>
                 <w:rPr>
                   <w:rStyle w:val="Hyperlink"/>
@@ -16080,7 +16191,7 @@
             <w:pPr>
               <w:spacing w:lineRule="auto"/>
             </w:pPr>
-            <w:hyperlink r:id="rId33">
+            <w:hyperlink r:id="rId32">
               <w:r>
                 <w:rPr>
                   <w:rStyle w:val="Hyperlink"/>
@@ -16127,7 +16238,7 @@
             <w:pPr>
               <w:spacing w:lineRule="auto"/>
             </w:pPr>
-            <w:hyperlink r:id="rId34">
+            <w:hyperlink r:id="rId33">
               <w:r>
                 <w:rPr>
                   <w:rStyle w:val="Hyperlink"/>
@@ -16174,7 +16285,7 @@
             <w:pPr>
               <w:spacing w:lineRule="auto"/>
             </w:pPr>
-            <w:hyperlink r:id="rId35">
+            <w:hyperlink r:id="rId34">
               <w:r>
                 <w:rPr>
                   <w:rStyle w:val="Hyperlink"/>
@@ -16225,7 +16336,7 @@
         <w:rPr>
           <w:b/>
         </w:rPr>
-        <w:t xml:space="preserve">1.0.14</w:t>
+        <w:t xml:space="preserve">1.0.15</w:t>
       </w:r>
       <w:r>
         <w:rPr/>
@@ -16238,7 +16349,7 @@
       </w:pPr>
       <w:r>
         <w:rPr/>
-        <w:t xml:space="preserve">Internal use only — 资源管理 v1.0.14</w:t>
+        <w:t xml:space="preserve">Internal use only — 资源管理 v1.0.15</w:t>
       </w:r>
     </w:p>
   </w:body>

--- a/docs/guides/documents/ZH/Resource-Management-User-Guide-ZH.docx
+++ b/docs/guides/documents/ZH/Resource-Management-User-Guide-ZH.docx
@@ -5,7 +5,7 @@
     <w:sectPr>
       <w:pgSz w:w="12240" w:h="15840" w:orient="portrait"/>
       <w:pgMar w:top="1440" w:right="1800" w:bottom="1440" w:left="1800" w:header="720" w:footer="720" w:gutter="0"/>
-      <w:footerReference r:id="rId35" w:type="default"/>
+      <w:footerReference r:id="rId38" w:type="default"/>
     </w:sectPr>
     <w:p>
       <w:pPr>
@@ -146,7 +146,7 @@
             </w:pPr>
             <w:r>
               <w:rPr/>
-              <w:t xml:space="preserve">1.0.15</w:t>
+              <w:t xml:space="preserve">1.0.17</w:t>
             </w:r>
           </w:p>
         </w:tc>
@@ -413,7 +413,7 @@
           <w:rPr>
             <w:rStyle w:val="Hyperlink"/>
           </w:rPr>
-          <w:t xml:space="preserve">6. 「管理」页面</w:t>
+          <w:t xml:space="preserve">6. 「Reporting」标签 — 入群/管理员矩阵</w:t>
         </w:r>
       </w:hyperlink>
     </w:p>
@@ -430,7 +430,7 @@
           <w:rPr>
             <w:rStyle w:val="Hyperlink"/>
           </w:rPr>
-          <w:t xml:space="preserve">7. 数据同步（实时）</w:t>
+          <w:t xml:space="preserve">7. 「管理」页面</w:t>
         </w:r>
       </w:hyperlink>
     </w:p>
@@ -447,7 +447,7 @@
           <w:rPr>
             <w:rStyle w:val="Hyperlink"/>
           </w:rPr>
-          <w:t xml:space="preserve">9. 术语表</w:t>
+          <w:t xml:space="preserve">8. 数据同步（实时）</w:t>
         </w:r>
       </w:hyperlink>
     </w:p>
@@ -464,7 +464,7 @@
           <w:rPr>
             <w:rStyle w:val="Hyperlink"/>
           </w:rPr>
-          <w:t xml:space="preserve">10. 常见问题</w:t>
+          <w:t xml:space="preserve">9. 推荐日常工作流</w:t>
         </w:r>
       </w:hyperlink>
     </w:p>
@@ -477,6 +477,40 @@
         <w:spacing w:lineRule="auto"/>
       </w:pPr>
       <w:hyperlink r:id="rId16">
+        <w:r>
+          <w:rPr>
+            <w:rStyle w:val="Hyperlink"/>
+          </w:rPr>
+          <w:t xml:space="preserve">10. 术语表</w:t>
+        </w:r>
+      </w:hyperlink>
+    </w:p>
+    <w:p>
+      <w:pPr>
+        <w:numPr>
+          <w:ilvl w:val="0"/>
+          <w:numId w:val="1"/>
+        </w:numPr>
+        <w:spacing w:lineRule="auto"/>
+      </w:pPr>
+      <w:hyperlink r:id="rId17">
+        <w:r>
+          <w:rPr>
+            <w:rStyle w:val="Hyperlink"/>
+          </w:rPr>
+          <w:t xml:space="preserve">11. 常见问题</w:t>
+        </w:r>
+      </w:hyperlink>
+    </w:p>
+    <w:p>
+      <w:pPr>
+        <w:numPr>
+          <w:ilvl w:val="0"/>
+          <w:numId w:val="1"/>
+        </w:numPr>
+        <w:spacing w:lineRule="auto"/>
+      </w:pPr>
+      <w:hyperlink r:id="rId18">
         <w:r>
           <w:rPr>
             <w:rStyle w:val="Hyperlink"/>
@@ -503,7 +537,7 @@
         <w:rPr/>
         <w:t xml:space="preserve">。架构与 IT 发布说明请参阅 </w:t>
       </w:r>
-      <w:hyperlink r:id="rId17">
+      <w:hyperlink r:id="rId19">
         <w:r>
           <w:rPr>
             <w:rStyle w:val="Hyperlink"/>
@@ -534,7 +568,7 @@
         </w:numPr>
         <w:spacing w:lineRule="auto"/>
       </w:pPr>
-      <w:hyperlink r:id="rId18">
+      <w:hyperlink r:id="rId20">
         <w:r>
           <w:rPr>
             <w:rStyle w:val="Hyperlink"/>
@@ -551,7 +585,7 @@
         </w:numPr>
         <w:spacing w:lineRule="auto"/>
       </w:pPr>
-      <w:hyperlink r:id="rId19">
+      <w:hyperlink r:id="rId21">
         <w:r>
           <w:rPr>
             <w:rStyle w:val="Hyperlink"/>
@@ -568,7 +602,7 @@
         </w:numPr>
         <w:spacing w:lineRule="auto"/>
       </w:pPr>
-      <w:hyperlink r:id="rId20">
+      <w:hyperlink r:id="rId22">
         <w:r>
           <w:rPr>
             <w:rStyle w:val="Hyperlink"/>
@@ -585,7 +619,7 @@
         </w:numPr>
         <w:spacing w:lineRule="auto"/>
       </w:pPr>
-      <w:hyperlink r:id="rId21">
+      <w:hyperlink r:id="rId23">
         <w:r>
           <w:rPr>
             <w:rStyle w:val="Hyperlink"/>
@@ -602,7 +636,7 @@
         </w:numPr>
         <w:spacing w:lineRule="auto"/>
       </w:pPr>
-      <w:hyperlink r:id="rId22">
+      <w:hyperlink r:id="rId24">
         <w:r>
           <w:rPr>
             <w:rStyle w:val="Hyperlink"/>
@@ -619,7 +653,24 @@
         </w:numPr>
         <w:spacing w:lineRule="auto"/>
       </w:pPr>
-      <w:hyperlink r:id="rId23">
+      <w:hyperlink r:id="rId25">
+        <w:r>
+          <w:rPr>
+            <w:rStyle w:val="Hyperlink"/>
+          </w:rPr>
+          <w:t xml:space="preserve">「Reporting」标签 — 入群/管理员矩阵</w:t>
+        </w:r>
+      </w:hyperlink>
+    </w:p>
+    <w:p>
+      <w:pPr>
+        <w:numPr>
+          <w:ilvl w:val="0"/>
+          <w:numId w:val="2"/>
+        </w:numPr>
+        <w:spacing w:lineRule="auto"/>
+      </w:pPr>
+      <w:hyperlink r:id="rId26">
         <w:r>
           <w:rPr>
             <w:rStyle w:val="Hyperlink"/>
@@ -636,7 +687,7 @@
         </w:numPr>
         <w:spacing w:lineRule="auto"/>
       </w:pPr>
-      <w:hyperlink r:id="rId24">
+      <w:hyperlink r:id="rId27">
         <w:r>
           <w:rPr>
             <w:rStyle w:val="Hyperlink"/>
@@ -653,7 +704,7 @@
         </w:numPr>
         <w:spacing w:lineRule="auto"/>
       </w:pPr>
-      <w:hyperlink r:id="rId25">
+      <w:hyperlink r:id="rId28">
         <w:r>
           <w:rPr>
             <w:rStyle w:val="Hyperlink"/>
@@ -670,7 +721,7 @@
         </w:numPr>
         <w:spacing w:lineRule="auto"/>
       </w:pPr>
-      <w:hyperlink r:id="rId26">
+      <w:hyperlink r:id="rId29">
         <w:r>
           <w:rPr>
             <w:rStyle w:val="Hyperlink"/>
@@ -687,7 +738,7 @@
         </w:numPr>
         <w:spacing w:lineRule="auto"/>
       </w:pPr>
-      <w:hyperlink r:id="rId27">
+      <w:hyperlink r:id="rId30">
         <w:r>
           <w:rPr>
             <w:rStyle w:val="Hyperlink"/>
@@ -704,7 +755,7 @@
         </w:numPr>
         <w:spacing w:lineRule="auto"/>
       </w:pPr>
-      <w:hyperlink r:id="rId28">
+      <w:hyperlink r:id="rId31">
         <w:r>
           <w:rPr>
             <w:rStyle w:val="Hyperlink"/>
@@ -1935,7 +1986,7 @@
         <w:rPr/>
         <w:t xml:space="preserve">详细 Windows 步骤见 </w:t>
       </w:r>
-      <w:hyperlink r:id="rId29">
+      <w:hyperlink r:id="rId32">
         <w:r>
           <w:rPr>
             <w:rStyle w:val="Hyperlink"/>
@@ -11854,7 +11905,7 @@
       </w:r>
       <w:r>
         <w:rPr/>
-        <w:t xml:space="preserve"> 以推送最新设备数据。</w:t>
+        <w:t xml:space="preserve"> 以推送最新设备数据。抓取后工单数量与 Groups 列从最新数据库刷新（非旧缓存）。</w:t>
       </w:r>
     </w:p>
     <w:p>
@@ -11864,7 +11915,383 @@
       </w:pPr>
       <w:r>
         <w:rPr/>
-        <w:t xml:space="preserve">6. 「管理」页面</w:t>
+        <w:t xml:space="preserve">6. 「Reporting」标签 — 入群/管理员矩阵</w:t>
+      </w:r>
+    </w:p>
+    <w:p>
+      <w:pPr>
+        <w:spacing w:lineRule="auto"/>
+      </w:pPr>
+      <w:r>
+        <w:rPr/>
+        <w:t xml:space="preserve">只读 — 不修改会话、抓取或工单。</w:t>
+      </w:r>
+    </w:p>
+    <w:tbl>
+      <w:tblPr>
+        <w:tblBorders>
+          <w:top w:val="single" w:sz="2" w:space="0" w:color="000000"/>
+          <w:bottom w:val="single" w:sz="2" w:space="0" w:color="000000"/>
+          <w:left w:val="single" w:sz="2" w:space="0" w:color="000000"/>
+          <w:right w:val="single" w:sz="2" w:space="0" w:color="000000"/>
+        </w:tblBorders>
+        <w:tblCellSpacing w:w="0" w:type="dxa"/>
+        <w:tblCellMar>
+          <w:top w:type="dxa" w:w="80"/>
+          <w:bottom w:type="dxa" w:w="80"/>
+          <w:left w:type="dxa" w:w="160"/>
+          <w:right w:type="dxa" w:w="160"/>
+        </w:tblCellMar>
+        <w:jc w:val="center"/>
+      </w:tblPr>
+      <w:tblGrid>
+        <w:gridCol w:w="4320"/>
+        <w:gridCol w:w="4320"/>
+      </w:tblGrid>
+      <w:tr>
+        <w:trPr>
+          <w:cantSplit/>
+        </w:trPr>
+        <w:tc>
+          <w:tcPr>
+            <w:tcBorders>
+              <w:top w:val="single" w:sz="1" w:space="0" w:color="000000"/>
+              <w:bottom w:val="single" w:sz="1" w:space="0" w:color="000000"/>
+              <w:left w:val="single" w:sz="1" w:space="0" w:color="000000"/>
+              <w:right w:val="single" w:sz="1" w:space="0" w:color="000000"/>
+            </w:tcBorders>
+          </w:tcPr>
+          <w:p>
+            <w:pPr>
+              <w:spacing w:lineRule="auto"/>
+            </w:pPr>
+            <w:r>
+              <w:rPr/>
+              <w:t xml:space="preserve">筛选</w:t>
+            </w:r>
+          </w:p>
+        </w:tc>
+        <w:tc>
+          <w:tcPr>
+            <w:tcBorders>
+              <w:top w:val="single" w:sz="1" w:space="0" w:color="000000"/>
+              <w:bottom w:val="single" w:sz="1" w:space="0" w:color="000000"/>
+              <w:left w:val="single" w:sz="1" w:space="0" w:color="000000"/>
+              <w:right w:val="single" w:sz="1" w:space="0" w:color="000000"/>
+            </w:tcBorders>
+          </w:tcPr>
+          <w:p>
+            <w:pPr>
+              <w:spacing w:lineRule="auto"/>
+            </w:pPr>
+            <w:r>
+              <w:rPr/>
+              <w:t xml:space="preserve">作用</w:t>
+            </w:r>
+          </w:p>
+        </w:tc>
+      </w:tr>
+      <w:tblGrid>
+        <w:gridCol w:w="4320"/>
+        <w:gridCol w:w="4320"/>
+      </w:tblGrid>
+      <w:tr>
+        <w:trPr>
+          <w:cantSplit/>
+        </w:trPr>
+        <w:tc>
+          <w:tcPr>
+            <w:tcBorders>
+              <w:top w:val="single" w:sz="1" w:space="0" w:color="000000"/>
+              <w:bottom w:val="single" w:sz="1" w:space="0" w:color="000000"/>
+              <w:left w:val="single" w:sz="1" w:space="0" w:color="000000"/>
+              <w:right w:val="single" w:sz="1" w:space="0" w:color="000000"/>
+            </w:tcBorders>
+          </w:tcPr>
+          <w:p>
+            <w:pPr>
+              <w:spacing w:lineRule="auto"/>
+            </w:pPr>
+            <w:r>
+              <w:rPr>
+                <w:b/>
+              </w:rPr>
+              <w:t xml:space="preserve">Platform</w:t>
+            </w:r>
+          </w:p>
+        </w:tc>
+        <w:tc>
+          <w:tcPr>
+            <w:tcBorders>
+              <w:top w:val="single" w:sz="1" w:space="0" w:color="000000"/>
+              <w:bottom w:val="single" w:sz="1" w:space="0" w:color="000000"/>
+              <w:left w:val="single" w:sz="1" w:space="0" w:color="000000"/>
+              <w:right w:val="single" w:sz="1" w:space="0" w:color="000000"/>
+            </w:tcBorders>
+          </w:tcPr>
+          <w:p>
+            <w:pPr>
+              <w:spacing w:lineRule="auto"/>
+            </w:pPr>
+            <w:r>
+              <w:rPr/>
+              <w:t xml:space="preserve">WhatsApp 或 Telegram</w:t>
+            </w:r>
+          </w:p>
+        </w:tc>
+      </w:tr>
+      <w:tr>
+        <w:trPr>
+          <w:cantSplit/>
+        </w:trPr>
+        <w:tc>
+          <w:tcPr>
+            <w:tcBorders>
+              <w:top w:val="single" w:sz="1" w:space="0" w:color="000000"/>
+              <w:bottom w:val="single" w:sz="1" w:space="0" w:color="000000"/>
+              <w:left w:val="single" w:sz="1" w:space="0" w:color="000000"/>
+              <w:right w:val="single" w:sz="1" w:space="0" w:color="000000"/>
+            </w:tcBorders>
+          </w:tcPr>
+          <w:p>
+            <w:pPr>
+              <w:spacing w:lineRule="auto"/>
+            </w:pPr>
+            <w:r>
+              <w:rPr>
+                <w:b/>
+              </w:rPr>
+              <w:t xml:space="preserve">Brand</w:t>
+            </w:r>
+          </w:p>
+        </w:tc>
+        <w:tc>
+          <w:tcPr>
+            <w:tcBorders>
+              <w:top w:val="single" w:sz="1" w:space="0" w:color="000000"/>
+              <w:bottom w:val="single" w:sz="1" w:space="0" w:color="000000"/>
+              <w:left w:val="single" w:sz="1" w:space="0" w:color="000000"/>
+              <w:right w:val="single" w:sz="1" w:space="0" w:color="000000"/>
+            </w:tcBorders>
+          </w:tcPr>
+          <w:p>
+            <w:pPr>
+              <w:spacing w:lineRule="auto"/>
+            </w:pPr>
+            <w:r>
+              <w:rPr/>
+              <w:t xml:space="preserve">有账号的品牌</w:t>
+            </w:r>
+          </w:p>
+        </w:tc>
+      </w:tr>
+      <w:tr>
+        <w:trPr>
+          <w:cantSplit/>
+        </w:trPr>
+        <w:tc>
+          <w:tcPr>
+            <w:tcBorders>
+              <w:top w:val="single" w:sz="1" w:space="0" w:color="000000"/>
+              <w:bottom w:val="single" w:sz="1" w:space="0" w:color="000000"/>
+              <w:left w:val="single" w:sz="1" w:space="0" w:color="000000"/>
+              <w:right w:val="single" w:sz="1" w:space="0" w:color="000000"/>
+            </w:tcBorders>
+          </w:tcPr>
+          <w:p>
+            <w:pPr>
+              <w:spacing w:lineRule="auto"/>
+            </w:pPr>
+            <w:r>
+              <w:rPr>
+                <w:b/>
+              </w:rPr>
+              <w:t xml:space="preserve">Acc Name</w:t>
+            </w:r>
+          </w:p>
+        </w:tc>
+        <w:tc>
+          <w:tcPr>
+            <w:tcBorders>
+              <w:top w:val="single" w:sz="1" w:space="0" w:color="000000"/>
+              <w:bottom w:val="single" w:sz="1" w:space="0" w:color="000000"/>
+              <w:left w:val="single" w:sz="1" w:space="0" w:color="000000"/>
+              <w:right w:val="single" w:sz="1" w:space="0" w:color="000000"/>
+            </w:tcBorders>
+          </w:tcPr>
+          <w:p>
+            <w:pPr>
+              <w:spacing w:lineRule="auto"/>
+            </w:pPr>
+            <w:r>
+              <w:rPr>
+                <w:b/>
+              </w:rPr>
+              <w:t xml:space="preserve">All</w:t>
+            </w:r>
+          </w:p>
+          <w:p>
+            <w:pPr>
+              <w:spacing w:lineRule="auto"/>
+            </w:pPr>
+            <w:r>
+              <w:rPr/>
+              <w:t xml:space="preserve"> = 全部账号矩阵；选单个 = 单账号报表</w:t>
+            </w:r>
+          </w:p>
+        </w:tc>
+      </w:tr>
+      <w:tr>
+        <w:trPr>
+          <w:cantSplit/>
+        </w:trPr>
+        <w:tc>
+          <w:tcPr>
+            <w:tcBorders>
+              <w:top w:val="single" w:sz="1" w:space="0" w:color="000000"/>
+              <w:bottom w:val="single" w:sz="1" w:space="0" w:color="000000"/>
+              <w:left w:val="single" w:sz="1" w:space="0" w:color="000000"/>
+              <w:right w:val="single" w:sz="1" w:space="0" w:color="000000"/>
+            </w:tcBorders>
+          </w:tcPr>
+          <w:p>
+            <w:pPr>
+              <w:spacing w:lineRule="auto"/>
+            </w:pPr>
+            <w:r>
+              <w:rPr>
+                <w:b/>
+              </w:rPr>
+              <w:t xml:space="preserve">Full Group / Full Admin</w:t>
+            </w:r>
+          </w:p>
+        </w:tc>
+        <w:tc>
+          <w:tcPr>
+            <w:tcBorders>
+              <w:top w:val="single" w:sz="1" w:space="0" w:color="000000"/>
+              <w:bottom w:val="single" w:sz="1" w:space="0" w:color="000000"/>
+              <w:left w:val="single" w:sz="1" w:space="0" w:color="000000"/>
+              <w:right w:val="single" w:sz="1" w:space="0" w:color="000000"/>
+            </w:tcBorders>
+          </w:tcPr>
+          <w:p>
+            <w:pPr>
+              <w:spacing w:lineRule="auto"/>
+            </w:pPr>
+            <w:r>
+              <w:rPr/>
+              <w:t xml:space="preserve">入群状态或管理员状态 vs 主数据</w:t>
+            </w:r>
+          </w:p>
+        </w:tc>
+      </w:tr>
+      <w:tr>
+        <w:trPr>
+          <w:cantSplit/>
+        </w:trPr>
+        <w:tc>
+          <w:tcPr>
+            <w:tcBorders>
+              <w:top w:val="single" w:sz="1" w:space="0" w:color="000000"/>
+              <w:bottom w:val="single" w:sz="1" w:space="0" w:color="000000"/>
+              <w:left w:val="single" w:sz="1" w:space="0" w:color="000000"/>
+              <w:right w:val="single" w:sz="1" w:space="0" w:color="000000"/>
+            </w:tcBorders>
+          </w:tcPr>
+          <w:p>
+            <w:pPr>
+              <w:spacing w:lineRule="auto"/>
+            </w:pPr>
+            <w:r>
+              <w:rPr>
+                <w:b/>
+              </w:rPr>
+              <w:t xml:space="preserve">Search group name</w:t>
+            </w:r>
+          </w:p>
+        </w:tc>
+        <w:tc>
+          <w:tcPr>
+            <w:tcBorders>
+              <w:top w:val="single" w:sz="1" w:space="0" w:color="000000"/>
+              <w:bottom w:val="single" w:sz="1" w:space="0" w:color="000000"/>
+              <w:left w:val="single" w:sz="1" w:space="0" w:color="000000"/>
+              <w:right w:val="single" w:sz="1" w:space="0" w:color="000000"/>
+            </w:tcBorders>
+          </w:tcPr>
+          <w:p>
+            <w:pPr>
+              <w:spacing w:lineRule="auto"/>
+            </w:pPr>
+            <w:r>
+              <w:rPr/>
+              <w:t xml:space="preserve">按群名筛选</w:t>
+            </w:r>
+          </w:p>
+        </w:tc>
+      </w:tr>
+    </w:tbl>
+    <w:p>
+      <w:pPr>
+        <w:spacing w:lineRule="auto"/>
+      </w:pPr>
+      <w:r>
+        <w:rPr/>
+      </w:r>
+    </w:p>
+    <w:p>
+      <w:pPr>
+        <w:spacing w:lineRule="auto"/>
+      </w:pPr>
+      <w:r>
+        <w:rPr>
+          <w:b/>
+        </w:rPr>
+        <w:t xml:space="preserve">矩阵（Acc Name = All）：</w:t>
+      </w:r>
+      <w:r>
+        <w:rPr/>
+        <w:t xml:space="preserve"> 主数据行 × 账号列（Yes/No）。列头下拉：Yes / No / All。若无匹配行，表头仍显示 — 点击 </w:t>
+      </w:r>
+      <w:r>
+        <w:rPr>
+          <w:b/>
+        </w:rPr>
+        <w:t xml:space="preserve">Back to all groups</w:t>
+      </w:r>
+      <w:r>
+        <w:rPr/>
+        <w:t xml:space="preserve"> 或选 </w:t>
+      </w:r>
+      <w:r>
+        <w:rPr>
+          <w:b/>
+        </w:rPr>
+        <w:t xml:space="preserve">All</w:t>
+      </w:r>
+      <w:r>
+        <w:rPr/>
+        <w:t xml:space="preserve">。</w:t>
+      </w:r>
+    </w:p>
+    <w:p>
+      <w:pPr>
+        <w:spacing w:lineRule="auto"/>
+      </w:pPr>
+      <w:r>
+        <w:rPr/>
+        <w:t xml:space="preserve">抓取或 Supabase 变更后自动更新（实时）。</w:t>
+      </w:r>
+    </w:p>
+    <w:p>
+      <w:pPr>
+        <w:pStyle w:val="Heading2"/>
+        <w:spacing w:lineRule="auto"/>
+      </w:pPr>
+      <w:r>
+        <w:rPr/>
+        <w:t xml:space="preserve">7. 「管理」页面</w:t>
       </w:r>
     </w:p>
     <w:p>
@@ -12931,7 +13358,7 @@
       </w:pPr>
       <w:r>
         <w:rPr/>
-        <w:t xml:space="preserve">7. 数据同步（实时）</w:t>
+        <w:t xml:space="preserve">8. 数据同步（实时）</w:t>
       </w:r>
     </w:p>
     <w:p>
@@ -13173,7 +13600,7 @@
         <w:rPr/>
         <w:t xml:space="preserve">）。见 </w:t>
       </w:r>
-      <w:hyperlink r:id="rId30">
+      <w:hyperlink r:id="rId33">
         <w:r>
           <w:rPr>
             <w:rStyle w:val="Hyperlink"/>
@@ -13649,12 +14076,22 @@
     </w:p>
     <w:p>
       <w:pPr>
+        <w:pStyle w:val="Heading2"/>
+        <w:spacing w:lineRule="auto"/>
+      </w:pPr>
+      <w:r>
+        <w:rPr/>
+        <w:t xml:space="preserve">9. 推荐日常工作流</w:t>
+      </w:r>
+    </w:p>
+    <w:p>
+      <w:pPr>
         <w:pStyle w:val="Heading3"/>
         <w:spacing w:lineRule="auto"/>
       </w:pPr>
       <w:r>
         <w:rPr/>
-        <w:t xml:space="preserve">8.1 新营销账号上线（测试数据清理后）</w:t>
+        <w:t xml:space="preserve">9.1 新营销账号上线（测试数据清理后）</w:t>
       </w:r>
     </w:p>
     <w:tbl>
@@ -14139,7 +14576,7 @@
       </w:pPr>
       <w:r>
         <w:rPr/>
-        <w:t xml:space="preserve">8.2 例行检查</w:t>
+        <w:t xml:space="preserve">9.2 例行检查</w:t>
       </w:r>
     </w:p>
     <w:tbl>
@@ -14547,7 +14984,7 @@
       </w:pPr>
       <w:r>
         <w:rPr/>
-        <w:t xml:space="preserve">8.3 测试账号换正式账号</w:t>
+        <w:t xml:space="preserve">9.3 测试账号换正式账号</w:t>
       </w:r>
     </w:p>
     <w:p>
@@ -14607,7 +15044,7 @@
       </w:pPr>
       <w:r>
         <w:rPr/>
-        <w:t xml:space="preserve">8.4 交班</w:t>
+        <w:t xml:space="preserve">9.4 交班</w:t>
       </w:r>
     </w:p>
     <w:tbl>
@@ -14905,7 +15342,7 @@
       </w:pPr>
       <w:r>
         <w:rPr/>
-        <w:t xml:space="preserve">9. 术语表</w:t>
+        <w:t xml:space="preserve">10. 术语表</w:t>
       </w:r>
     </w:p>
     <w:tbl>
@@ -15597,7 +16034,7 @@
       </w:pPr>
       <w:r>
         <w:rPr/>
-        <w:t xml:space="preserve">10. 常见问题</w:t>
+        <w:t xml:space="preserve">11. 常见问题</w:t>
       </w:r>
     </w:p>
     <w:p>
@@ -16144,7 +16581,7 @@
             <w:pPr>
               <w:spacing w:lineRule="auto"/>
             </w:pPr>
-            <w:hyperlink r:id="rId31">
+            <w:hyperlink r:id="rId34">
               <w:r>
                 <w:rPr>
                   <w:rStyle w:val="Hyperlink"/>
@@ -16191,7 +16628,7 @@
             <w:pPr>
               <w:spacing w:lineRule="auto"/>
             </w:pPr>
-            <w:hyperlink r:id="rId32">
+            <w:hyperlink r:id="rId35">
               <w:r>
                 <w:rPr>
                   <w:rStyle w:val="Hyperlink"/>
@@ -16238,7 +16675,7 @@
             <w:pPr>
               <w:spacing w:lineRule="auto"/>
             </w:pPr>
-            <w:hyperlink r:id="rId33">
+            <w:hyperlink r:id="rId36">
               <w:r>
                 <w:rPr>
                   <w:rStyle w:val="Hyperlink"/>
@@ -16285,7 +16722,7 @@
             <w:pPr>
               <w:spacing w:lineRule="auto"/>
             </w:pPr>
-            <w:hyperlink r:id="rId34">
+            <w:hyperlink r:id="rId37">
               <w:r>
                 <w:rPr>
                   <w:rStyle w:val="Hyperlink"/>
@@ -16336,7 +16773,7 @@
         <w:rPr>
           <w:b/>
         </w:rPr>
-        <w:t xml:space="preserve">1.0.15</w:t>
+        <w:t xml:space="preserve">1.0.17</w:t>
       </w:r>
       <w:r>
         <w:rPr/>
@@ -16349,7 +16786,7 @@
       </w:pPr>
       <w:r>
         <w:rPr/>
-        <w:t xml:space="preserve">Internal use only — 资源管理 v1.0.15</w:t>
+        <w:t xml:space="preserve">Internal use only — 资源管理 v1.0.17</w:t>
       </w:r>
     </w:p>
   </w:body>

--- a/docs/guides/documents/ZH/Resource-Management-User-Guide-ZH.docx
+++ b/docs/guides/documents/ZH/Resource-Management-User-Guide-ZH.docx
@@ -146,7 +146,7 @@
             </w:pPr>
             <w:r>
               <w:rPr/>
-              <w:t xml:space="preserve">1.0.17</w:t>
+              <w:t xml:space="preserve">1.0.28</w:t>
             </w:r>
           </w:p>
         </w:tc>
@@ -518,6 +518,342 @@
           <w:t xml:space="preserve">附录 — 功能速览图</w:t>
         </w:r>
       </w:hyperlink>
+    </w:p>
+    <w:p>
+      <w:pPr>
+        <w:pStyle w:val="Heading1"/>
+        <w:spacing w:lineRule="auto"/>
+      </w:pPr>
+      <w:r>
+        <w:rPr/>
+        <w:t xml:space="preserve">资源管理 — 官方用户手册（中文）</w:t>
+      </w:r>
+    </w:p>
+    <w:tbl>
+      <w:tblPr>
+        <w:tblBorders>
+          <w:top w:val="single" w:sz="2" w:space="0" w:color="000000"/>
+          <w:bottom w:val="single" w:sz="2" w:space="0" w:color="000000"/>
+          <w:left w:val="single" w:sz="2" w:space="0" w:color="000000"/>
+          <w:right w:val="single" w:sz="2" w:space="0" w:color="000000"/>
+        </w:tblBorders>
+        <w:tblCellSpacing w:w="0" w:type="dxa"/>
+        <w:tblCellMar>
+          <w:top w:type="dxa" w:w="80"/>
+          <w:bottom w:type="dxa" w:w="80"/>
+          <w:left w:type="dxa" w:w="160"/>
+          <w:right w:type="dxa" w:w="160"/>
+        </w:tblCellMar>
+        <w:jc w:val="center"/>
+      </w:tblPr>
+      <w:tblGrid>
+        <w:gridCol w:w="4320"/>
+        <w:gridCol w:w="4320"/>
+      </w:tblGrid>
+      <w:tr>
+        <w:trPr>
+          <w:cantSplit/>
+        </w:trPr>
+        <w:tc>
+          <w:tcPr>
+            <w:tcBorders>
+              <w:top w:val="single" w:sz="1" w:space="0" w:color="000000"/>
+              <w:bottom w:val="single" w:sz="1" w:space="0" w:color="000000"/>
+              <w:left w:val="single" w:sz="1" w:space="0" w:color="000000"/>
+              <w:right w:val="single" w:sz="1" w:space="0" w:color="000000"/>
+            </w:tcBorders>
+          </w:tcPr>
+          <w:p/>
+        </w:tc>
+        <w:tc>
+          <w:tcPr>
+            <w:tcBorders>
+              <w:top w:val="single" w:sz="1" w:space="0" w:color="000000"/>
+              <w:bottom w:val="single" w:sz="1" w:space="0" w:color="000000"/>
+              <w:left w:val="single" w:sz="1" w:space="0" w:color="000000"/>
+              <w:right w:val="single" w:sz="1" w:space="0" w:color="000000"/>
+            </w:tcBorders>
+          </w:tcPr>
+          <w:p/>
+        </w:tc>
+      </w:tr>
+      <w:tblGrid>
+        <w:gridCol w:w="4320"/>
+        <w:gridCol w:w="4320"/>
+      </w:tblGrid>
+      <w:tr>
+        <w:trPr>
+          <w:cantSplit/>
+        </w:trPr>
+        <w:tc>
+          <w:tcPr>
+            <w:tcBorders>
+              <w:top w:val="single" w:sz="1" w:space="0" w:color="000000"/>
+              <w:bottom w:val="single" w:sz="1" w:space="0" w:color="000000"/>
+              <w:left w:val="single" w:sz="1" w:space="0" w:color="000000"/>
+              <w:right w:val="single" w:sz="1" w:space="0" w:color="000000"/>
+            </w:tcBorders>
+          </w:tcPr>
+          <w:p>
+            <w:pPr>
+              <w:spacing w:lineRule="auto"/>
+            </w:pPr>
+            <w:r>
+              <w:rPr>
+                <w:b/>
+              </w:rPr>
+              <w:t xml:space="preserve">产品</w:t>
+            </w:r>
+          </w:p>
+        </w:tc>
+        <w:tc>
+          <w:tcPr>
+            <w:tcBorders>
+              <w:top w:val="single" w:sz="1" w:space="0" w:color="000000"/>
+              <w:bottom w:val="single" w:sz="1" w:space="0" w:color="000000"/>
+              <w:left w:val="single" w:sz="1" w:space="0" w:color="000000"/>
+              <w:right w:val="single" w:sz="1" w:space="0" w:color="000000"/>
+            </w:tcBorders>
+          </w:tcPr>
+          <w:p>
+            <w:pPr>
+              <w:spacing w:lineRule="auto"/>
+            </w:pPr>
+            <w:r>
+              <w:rPr/>
+              <w:t xml:space="preserve">后端运营 — 资源管理（Backend Operation — Resource Management）</w:t>
+            </w:r>
+          </w:p>
+        </w:tc>
+      </w:tr>
+      <w:tr>
+        <w:trPr>
+          <w:cantSplit/>
+        </w:trPr>
+        <w:tc>
+          <w:tcPr>
+            <w:tcBorders>
+              <w:top w:val="single" w:sz="1" w:space="0" w:color="000000"/>
+              <w:bottom w:val="single" w:sz="1" w:space="0" w:color="000000"/>
+              <w:left w:val="single" w:sz="1" w:space="0" w:color="000000"/>
+              <w:right w:val="single" w:sz="1" w:space="0" w:color="000000"/>
+            </w:tcBorders>
+          </w:tcPr>
+          <w:p>
+            <w:pPr>
+              <w:spacing w:lineRule="auto"/>
+            </w:pPr>
+            <w:r>
+              <w:rPr>
+                <w:b/>
+              </w:rPr>
+              <w:t xml:space="preserve">应用版本</w:t>
+            </w:r>
+          </w:p>
+        </w:tc>
+        <w:tc>
+          <w:tcPr>
+            <w:tcBorders>
+              <w:top w:val="single" w:sz="1" w:space="0" w:color="000000"/>
+              <w:bottom w:val="single" w:sz="1" w:space="0" w:color="000000"/>
+              <w:left w:val="single" w:sz="1" w:space="0" w:color="000000"/>
+              <w:right w:val="single" w:sz="1" w:space="0" w:color="000000"/>
+            </w:tcBorders>
+          </w:tcPr>
+          <w:p>
+            <w:pPr>
+              <w:spacing w:lineRule="auto"/>
+            </w:pPr>
+            <w:r>
+              <w:rPr/>
+              <w:t xml:space="preserve">1.0.28</w:t>
+            </w:r>
+          </w:p>
+        </w:tc>
+      </w:tr>
+      <w:tr>
+        <w:trPr>
+          <w:cantSplit/>
+        </w:trPr>
+        <w:tc>
+          <w:tcPr>
+            <w:tcBorders>
+              <w:top w:val="single" w:sz="1" w:space="0" w:color="000000"/>
+              <w:bottom w:val="single" w:sz="1" w:space="0" w:color="000000"/>
+              <w:left w:val="single" w:sz="1" w:space="0" w:color="000000"/>
+              <w:right w:val="single" w:sz="1" w:space="0" w:color="000000"/>
+            </w:tcBorders>
+          </w:tcPr>
+          <w:p>
+            <w:pPr>
+              <w:spacing w:lineRule="auto"/>
+            </w:pPr>
+            <w:r>
+              <w:rPr>
+                <w:b/>
+              </w:rPr>
+              <w:t xml:space="preserve">适用对象</w:t>
+            </w:r>
+          </w:p>
+        </w:tc>
+        <w:tc>
+          <w:tcPr>
+            <w:tcBorders>
+              <w:top w:val="single" w:sz="1" w:space="0" w:color="000000"/>
+              <w:bottom w:val="single" w:sz="1" w:space="0" w:color="000000"/>
+              <w:left w:val="single" w:sz="1" w:space="0" w:color="000000"/>
+              <w:right w:val="single" w:sz="1" w:space="0" w:color="000000"/>
+            </w:tcBorders>
+          </w:tcPr>
+          <w:p>
+            <w:pPr>
+              <w:spacing w:lineRule="auto"/>
+            </w:pPr>
+            <w:r>
+              <w:rPr/>
+              <w:t xml:space="preserve">内部运营团队（营销 / WhatsApp 与 Telegram 群组监控）</w:t>
+            </w:r>
+          </w:p>
+        </w:tc>
+      </w:tr>
+      <w:tr>
+        <w:trPr>
+          <w:cantSplit/>
+        </w:trPr>
+        <w:tc>
+          <w:tcPr>
+            <w:tcBorders>
+              <w:top w:val="single" w:sz="1" w:space="0" w:color="000000"/>
+              <w:bottom w:val="single" w:sz="1" w:space="0" w:color="000000"/>
+              <w:left w:val="single" w:sz="1" w:space="0" w:color="000000"/>
+              <w:right w:val="single" w:sz="1" w:space="0" w:color="000000"/>
+            </w:tcBorders>
+          </w:tcPr>
+          <w:p>
+            <w:pPr>
+              <w:spacing w:lineRule="auto"/>
+            </w:pPr>
+            <w:r>
+              <w:rPr>
+                <w:b/>
+              </w:rPr>
+              <w:t xml:space="preserve">平台</w:t>
+            </w:r>
+          </w:p>
+        </w:tc>
+        <w:tc>
+          <w:tcPr>
+            <w:tcBorders>
+              <w:top w:val="single" w:sz="1" w:space="0" w:color="000000"/>
+              <w:bottom w:val="single" w:sz="1" w:space="0" w:color="000000"/>
+              <w:left w:val="single" w:sz="1" w:space="0" w:color="000000"/>
+              <w:right w:val="single" w:sz="1" w:space="0" w:color="000000"/>
+            </w:tcBorders>
+          </w:tcPr>
+          <w:p>
+            <w:pPr>
+              <w:spacing w:lineRule="auto"/>
+            </w:pPr>
+            <w:r>
+              <w:rPr/>
+              <w:t xml:space="preserve">Windows / macOS / Linux 桌面安装包</w:t>
+            </w:r>
+          </w:p>
+        </w:tc>
+      </w:tr>
+      <w:tr>
+        <w:trPr>
+          <w:cantSplit/>
+        </w:trPr>
+        <w:tc>
+          <w:tcPr>
+            <w:tcBorders>
+              <w:top w:val="single" w:sz="1" w:space="0" w:color="000000"/>
+              <w:bottom w:val="single" w:sz="1" w:space="0" w:color="000000"/>
+              <w:left w:val="single" w:sz="1" w:space="0" w:color="000000"/>
+              <w:right w:val="single" w:sz="1" w:space="0" w:color="000000"/>
+            </w:tcBorders>
+          </w:tcPr>
+          <w:p>
+            <w:pPr>
+              <w:spacing w:lineRule="auto"/>
+            </w:pPr>
+            <w:r>
+              <w:rPr>
+                <w:b/>
+              </w:rPr>
+              <w:t xml:space="preserve">界面语言</w:t>
+            </w:r>
+          </w:p>
+        </w:tc>
+        <w:tc>
+          <w:tcPr>
+            <w:tcBorders>
+              <w:top w:val="single" w:sz="1" w:space="0" w:color="000000"/>
+              <w:bottom w:val="single" w:sz="1" w:space="0" w:color="000000"/>
+              <w:left w:val="single" w:sz="1" w:space="0" w:color="000000"/>
+              <w:right w:val="single" w:sz="1" w:space="0" w:color="000000"/>
+            </w:tcBorders>
+          </w:tcPr>
+          <w:p>
+            <w:pPr>
+              <w:spacing w:lineRule="auto"/>
+            </w:pPr>
+            <w:r>
+              <w:rPr/>
+              <w:t xml:space="preserve">English / 中文（</w:t>
+            </w:r>
+          </w:p>
+          <w:p>
+            <w:pPr>
+              <w:spacing w:lineRule="auto"/>
+            </w:pPr>
+            <w:r>
+              <w:rPr>
+                <w:b/>
+              </w:rPr>
+              <w:t xml:space="preserve">管理</w:t>
+            </w:r>
+          </w:p>
+          <w:p>
+            <w:pPr>
+              <w:spacing w:lineRule="auto"/>
+            </w:pPr>
+            <w:r>
+              <w:rPr/>
+              <w:t xml:space="preserve"> → </w:t>
+            </w:r>
+          </w:p>
+          <w:p>
+            <w:pPr>
+              <w:spacing w:lineRule="auto"/>
+            </w:pPr>
+            <w:r>
+              <w:rPr>
+                <w:b/>
+              </w:rPr>
+              <w:t xml:space="preserve">语言</w:t>
+            </w:r>
+          </w:p>
+          <w:p>
+            <w:pPr>
+              <w:spacing w:lineRule="auto"/>
+            </w:pPr>
+            <w:r>
+              <w:rPr/>
+              <w:t xml:space="preserve">）</w:t>
+            </w:r>
+          </w:p>
+        </w:tc>
+      </w:tr>
+    </w:tbl>
+    <w:p>
+      <w:pPr>
+        <w:spacing w:lineRule="auto"/>
+      </w:pPr>
+      <w:r>
+        <w:rPr/>
+      </w:r>
     </w:p>
     <w:p>
       <w:pPr>
@@ -6394,56 +6730,65 @@
               <w:rPr>
                 <w:b/>
               </w:rPr>
-              <w:t xml:space="preserve">抓取</w:t>
-            </w:r>
-          </w:p>
-        </w:tc>
-        <w:tc>
-          <w:tcPr>
-            <w:tcBorders>
-              <w:top w:val="single" w:sz="1" w:space="0" w:color="000000"/>
-              <w:bottom w:val="single" w:sz="1" w:space="0" w:color="000000"/>
-              <w:left w:val="single" w:sz="1" w:space="0" w:color="000000"/>
-              <w:right w:val="single" w:sz="1" w:space="0" w:color="000000"/>
-            </w:tcBorders>
-          </w:tcPr>
-          <w:p>
-            <w:pPr>
-              <w:spacing w:lineRule="auto"/>
-            </w:pPr>
-            <w:r>
-              <w:rPr>
-                <w:b/>
-              </w:rPr>
-              <w:t xml:space="preserve">运行</w:t>
-            </w:r>
-          </w:p>
-          <w:p>
-            <w:pPr>
-              <w:spacing w:lineRule="auto"/>
-            </w:pPr>
-            <w:r>
-              <w:rPr/>
-              <w:t xml:space="preserve"> + 时间 / 进度</w:t>
-            </w:r>
-          </w:p>
-        </w:tc>
-        <w:tc>
-          <w:tcPr>
-            <w:tcBorders>
-              <w:top w:val="single" w:sz="1" w:space="0" w:color="000000"/>
-              <w:bottom w:val="single" w:sz="1" w:space="0" w:color="000000"/>
-              <w:left w:val="single" w:sz="1" w:space="0" w:color="000000"/>
-              <w:right w:val="single" w:sz="1" w:space="0" w:color="000000"/>
-            </w:tcBorders>
-          </w:tcPr>
-          <w:p>
-            <w:pPr>
-              <w:spacing w:lineRule="auto"/>
-            </w:pPr>
-            <w:r>
-              <w:rPr/>
-              <w:t xml:space="preserve">完整读取群组并写入数据库</w:t>
+              <w:t xml:space="preserve">最后更新</w:t>
+            </w:r>
+          </w:p>
+        </w:tc>
+        <w:tc>
+          <w:tcPr>
+            <w:tcBorders>
+              <w:top w:val="single" w:sz="1" w:space="0" w:color="000000"/>
+              <w:bottom w:val="single" w:sz="1" w:space="0" w:color="000000"/>
+              <w:left w:val="single" w:sz="1" w:space="0" w:color="000000"/>
+              <w:right w:val="single" w:sz="1" w:space="0" w:color="000000"/>
+            </w:tcBorders>
+          </w:tcPr>
+          <w:p>
+            <w:pPr>
+              <w:spacing w:lineRule="auto"/>
+            </w:pPr>
+            <w:r>
+              <w:rPr/>
+              <w:t xml:space="preserve">时间 / 进度</w:t>
+            </w:r>
+          </w:p>
+        </w:tc>
+        <w:tc>
+          <w:tcPr>
+            <w:tcBorders>
+              <w:top w:val="single" w:sz="1" w:space="0" w:color="000000"/>
+              <w:bottom w:val="single" w:sz="1" w:space="0" w:color="000000"/>
+              <w:left w:val="single" w:sz="1" w:space="0" w:color="000000"/>
+              <w:right w:val="single" w:sz="1" w:space="0" w:color="000000"/>
+            </w:tcBorders>
+          </w:tcPr>
+          <w:p>
+            <w:pPr>
+              <w:spacing w:lineRule="auto"/>
+            </w:pPr>
+            <w:r>
+              <w:rPr/>
+              <w:t xml:space="preserve">完整抓取经 </w:t>
+            </w:r>
+          </w:p>
+          <w:p>
+            <w:pPr>
+              <w:spacing w:lineRule="auto"/>
+            </w:pPr>
+            <w:r>
+              <w:rPr>
+                <w:b/>
+              </w:rPr>
+              <w:t xml:space="preserve">同步 → 抓取</w:t>
+            </w:r>
+          </w:p>
+          <w:p>
+            <w:pPr>
+              <w:spacing w:lineRule="auto"/>
+            </w:pPr>
+            <w:r>
+              <w:rPr/>
+              <w:t xml:space="preserve">（无单独运行按钮）</w:t>
             </w:r>
           </w:p>
         </w:tc>
@@ -7613,7 +7958,7 @@
       </w:pPr>
       <w:r>
         <w:rPr/>
-        <w:t xml:space="preserve">4.6 **抓取** 列 — **运行** 按钮</w:t>
+        <w:t xml:space="preserve">4.6 **最后更新**列（完整抓取经同步）</w:t>
       </w:r>
     </w:p>
     <w:tbl>
@@ -8113,26 +8458,26 @@
               <w:rPr>
                 <w:b/>
               </w:rPr>
-              <w:t xml:space="preserve">运行 / 运行抓取</w:t>
-            </w:r>
-          </w:p>
-        </w:tc>
-        <w:tc>
-          <w:tcPr>
-            <w:tcBorders>
-              <w:top w:val="single" w:sz="1" w:space="0" w:color="000000"/>
-              <w:bottom w:val="single" w:sz="1" w:space="0" w:color="000000"/>
-              <w:left w:val="single" w:sz="1" w:space="0" w:color="000000"/>
-              <w:right w:val="single" w:sz="1" w:space="0" w:color="000000"/>
-            </w:tcBorders>
-          </w:tcPr>
-          <w:p>
-            <w:pPr>
-              <w:spacing w:lineRule="auto"/>
-            </w:pPr>
-            <w:r>
-              <w:rPr/>
-              <w:t xml:space="preserve">完整抓取 — 全部群写入数据库</w:t>
+              <w:t xml:space="preserve">抓取（Scrape now）</w:t>
+            </w:r>
+          </w:p>
+        </w:tc>
+        <w:tc>
+          <w:tcPr>
+            <w:tcBorders>
+              <w:top w:val="single" w:sz="1" w:space="0" w:color="000000"/>
+              <w:bottom w:val="single" w:sz="1" w:space="0" w:color="000000"/>
+              <w:left w:val="single" w:sz="1" w:space="0" w:color="000000"/>
+              <w:right w:val="single" w:sz="1" w:space="0" w:color="000000"/>
+            </w:tcBorders>
+          </w:tcPr>
+          <w:p>
+            <w:pPr>
+              <w:spacing w:lineRule="auto"/>
+            </w:pPr>
+            <w:r>
+              <w:rPr/>
+              <w:t xml:space="preserve">完整抓取 — 全部群写入数据库（同步后弹窗）</w:t>
             </w:r>
           </w:p>
         </w:tc>
@@ -8763,7 +9108,7 @@
         <w:rPr>
           <w:b/>
         </w:rPr>
-        <w:t xml:space="preserve">运行抓取</w:t>
+        <w:t xml:space="preserve">同步 → 抓取</w:t>
       </w:r>
       <w:r>
         <w:rPr/>
@@ -11832,7 +12177,7 @@
               <w:rPr>
                 <w:b/>
               </w:rPr>
-              <w:t xml:space="preserve">运行抓取</w:t>
+              <w:t xml:space="preserve">同步 → 抓取</w:t>
             </w:r>
           </w:p>
         </w:tc>
@@ -11901,7 +12246,7 @@
         <w:rPr>
           <w:b/>
         </w:rPr>
-        <w:t xml:space="preserve">运行抓取</w:t>
+        <w:t xml:space="preserve">同步 → 抓取</w:t>
       </w:r>
       <w:r>
         <w:rPr/>
@@ -13133,7 +13478,7 @@
         <w:rPr>
           <w:b/>
         </w:rPr>
-        <w:t xml:space="preserve">运行抓取</w:t>
+        <w:t xml:space="preserve">同步 → 抓取</w:t>
       </w:r>
       <w:r>
         <w:rPr/>
@@ -14057,7 +14402,7 @@
         <w:rPr>
           <w:b/>
         </w:rPr>
-        <w:t xml:space="preserve">运行抓取</w:t>
+        <w:t xml:space="preserve">同步 → 抓取</w:t>
       </w:r>
       <w:r>
         <w:rPr/>
@@ -14447,7 +14792,7 @@
               <w:rPr>
                 <w:b/>
               </w:rPr>
-              <w:t xml:space="preserve">运行抓取</w:t>
+              <w:t xml:space="preserve">同步 → 抓取</w:t>
             </w:r>
           </w:p>
         </w:tc>
@@ -14878,7 +15223,7 @@
               <w:rPr>
                 <w:b/>
               </w:rPr>
-              <w:t xml:space="preserve">运行抓取</w:t>
+              <w:t xml:space="preserve">同步 → 抓取</w:t>
             </w:r>
           </w:p>
         </w:tc>
@@ -15769,7 +16114,7 @@
               <w:rPr>
                 <w:b/>
               </w:rPr>
-              <w:t xml:space="preserve">运行抓取</w:t>
+              <w:t xml:space="preserve">同步 → 抓取</w:t>
             </w:r>
           </w:p>
         </w:tc>
@@ -16093,7 +16438,7 @@
         <w:rPr>
           <w:b/>
         </w:rPr>
-        <w:t xml:space="preserve">会话显示有效，但运行抓取仍要求登录？</w:t>
+        <w:t xml:space="preserve">会话显示有效，但同步后抓取仍要求登录？</w:t>
       </w:r>
       <w:r>
         <w:rPr/>
@@ -16186,7 +16531,7 @@
         <w:rPr>
           <w:b/>
         </w:rPr>
-        <w:t xml:space="preserve">运行抓取</w:t>
+        <w:t xml:space="preserve">同步 → 抓取</w:t>
       </w:r>
       <w:r>
         <w:rPr/>
@@ -16464,7 +16809,7 @@
         <w:rPr>
           <w:rFonts w:ascii="Courier" w:hAnsi="Courier"/>
         </w:rPr>
-        <w:t xml:space="preserve">登录（用户名 / 密码）   └─ 群组监控         ├─ [标签：账号]         │     ├─ KPI：品牌、账号总数、在线、已对齐、需处理、待处理工单         │     ├─ 切片栏：搜索、品牌、平台、状态、卡片|表格、导出         │     └─ 每张品牌卡片         │           ├─ + 添加账号（WhatsApp / Telegram）         │           ├─ 行：同步 ↻ | 移除 X（账号）| 清除 X（会话）| 群链接         │           └─ 抓取：运行         └─ [标签：工单]               ├─ KPI：待处理、缺标准群、非管理员、待处理群组数…               ├─ 切片栏：搜索、筛选、进行中 | 已完成、导出               ├─ 6 种工单类型               └─ 工单卡片 → 处理工单弹窗 | 双击明细   └─ 管理         ├─ 系统状态（Supabase、平台…）         ├─ 打开配置文件夹 / 检查应用更新（IT）         └─ 账号自动同步 + 语言（English / 中文） </w:t>
+        <w:t xml:space="preserve">登录（用户名 / 密码）   └─ 群组监控         ├─ [标签：账号]         │     ├─ KPI：品牌、账号总数、在线、已对齐、需处理、待处理工单         │     ├─ 切片栏：搜索、品牌、平台、状态、卡片|表格、导出         │     └─ 每张品牌卡片         │           ├─ + 添加账号（WhatsApp / Telegram）         │           ├─ 行：同步 ↻ | 移除 X（账号）| 清除 X（会话）| 群链接         │           └─ 同步 | 抓取         └─ [标签：工单]               ├─ KPI：待处理、缺标准群、非管理员、待处理群组数…               ├─ 切片栏：搜索、筛选、进行中 | 已完成、导出               ├─ 6 种工单类型               └─ 工单卡片 → 处理工单弹窗 | 双击明细   └─ 管理         ├─ 系统状态（Supabase、平台…）         ├─ 打开配置文件夹 / 检查应用更新（IT）         └─ 账号自动同步 + 语言（English / 中文） </w:t>
       </w:r>
     </w:p>
     <w:p>
@@ -16773,20 +17118,28 @@
         <w:rPr>
           <w:b/>
         </w:rPr>
-        <w:t xml:space="preserve">1.0.17</w:t>
-      </w:r>
-      <w:r>
-        <w:rPr/>
-        <w:t xml:space="preserve">。新功能发布后请同步更新文档。</w:t>
-      </w:r>
-    </w:p>
-    <w:p>
-      <w:pPr>
-        <w:spacing w:lineRule="auto"/>
-      </w:pPr>
-      <w:r>
-        <w:rPr/>
-        <w:t xml:space="preserve">Internal use only — 资源管理 v1.0.17</w:t>
+        <w:t xml:space="preserve">1.0.28</w:t>
+      </w:r>
+      <w:r>
+        <w:rPr/>
+        <w:t xml:space="preserve">。Ticket 标签页已于 1.0.24 移除；每次发布后请运行 </w:t>
+      </w:r>
+      <w:r>
+        <w:rPr/>
+        <w:t xml:space="preserve">npm run build:handbook-docs</w:t>
+      </w:r>
+      <w:r>
+        <w:rPr/>
+        <w:t xml:space="preserve"> 更新 PDF/Word。</w:t>
+      </w:r>
+    </w:p>
+    <w:p>
+      <w:pPr>
+        <w:spacing w:lineRule="auto"/>
+      </w:pPr>
+      <w:r>
+        <w:rPr/>
+        <w:t xml:space="preserve">Internal use only — 资源管理 v1.0.28</w:t>
       </w:r>
     </w:p>
   </w:body>

--- a/docs/guides/documents/ZH/Resource-Management-User-Guide-ZH.docx
+++ b/docs/guides/documents/ZH/Resource-Management-User-Guide-ZH.docx
@@ -146,7 +146,7 @@
             </w:pPr>
             <w:r>
               <w:rPr/>
-              <w:t xml:space="preserve">1.0.28</w:t>
+              <w:t xml:space="preserve">1.0.30</w:t>
             </w:r>
           </w:p>
         </w:tc>
@@ -413,7 +413,7 @@
           <w:rPr>
             <w:rStyle w:val="Hyperlink"/>
           </w:rPr>
-          <w:t xml:space="preserve">6. 「Reporting」标签 — 入群/管理员矩阵</w:t>
+          <w:t xml:space="preserve">6. 群组矩阵 — 入群/管理员（账号页卡片）</w:t>
         </w:r>
       </w:hyperlink>
     </w:p>
@@ -666,7 +666,7 @@
             </w:pPr>
             <w:r>
               <w:rPr/>
-              <w:t xml:space="preserve">1.0.28</w:t>
+              <w:t xml:space="preserve">1.0.30</w:t>
             </w:r>
           </w:p>
         </w:tc>
@@ -994,7 +994,7 @@
           <w:rPr>
             <w:rStyle w:val="Hyperlink"/>
           </w:rPr>
-          <w:t xml:space="preserve">「Reporting」标签 — 入群/管理员矩阵</w:t>
+          <w:t xml:space="preserve">群组矩阵 — 入群/管理员（账号页卡片）</w:t>
         </w:r>
       </w:hyperlink>
     </w:p>
@@ -3651,52 +3651,103 @@
             </w:pPr>
             <w:r>
               <w:rPr/>
-              <w:t xml:space="preserve">品牌卡片与 WA/TG 账号行</w:t>
-            </w:r>
-          </w:p>
-        </w:tc>
-      </w:tr>
-      <w:tr>
-        <w:trPr>
-          <w:cantSplit/>
-        </w:trPr>
-        <w:tc>
-          <w:tcPr>
-            <w:tcBorders>
-              <w:top w:val="single" w:sz="1" w:space="0" w:color="000000"/>
-              <w:bottom w:val="single" w:sz="1" w:space="0" w:color="000000"/>
-              <w:left w:val="single" w:sz="1" w:space="0" w:color="000000"/>
-              <w:right w:val="single" w:sz="1" w:space="0" w:color="000000"/>
-            </w:tcBorders>
-          </w:tcPr>
-          <w:p>
-            <w:pPr>
-              <w:spacing w:lineRule="auto"/>
-            </w:pPr>
-            <w:r>
-              <w:rPr>
-                <w:b/>
-              </w:rPr>
-              <w:t xml:space="preserve">工单</w:t>
-            </w:r>
-          </w:p>
-        </w:tc>
-        <w:tc>
-          <w:tcPr>
-            <w:tcBorders>
-              <w:top w:val="single" w:sz="1" w:space="0" w:color="000000"/>
-              <w:bottom w:val="single" w:sz="1" w:space="0" w:color="000000"/>
-              <w:left w:val="single" w:sz="1" w:space="0" w:color="000000"/>
-              <w:right w:val="single" w:sz="1" w:space="0" w:color="000000"/>
-            </w:tcBorders>
-          </w:tcPr>
-          <w:p>
-            <w:pPr>
-              <w:spacing w:lineRule="auto"/>
-            </w:pPr>
-            <w:r>
-              <w:rPr/>
-              <w:t xml:space="preserve">待处理问题（数字为待处理工单数）</w:t>
+              <w:t xml:space="preserve">品牌卡片、WA/TG 行、问题 KPI、</w:t>
+            </w:r>
+          </w:p>
+          <w:p>
+            <w:pPr>
+              <w:spacing w:lineRule="auto"/>
+            </w:pPr>
+            <w:r>
+              <w:rPr>
+                <w:b/>
+              </w:rPr>
+              <w:t xml:space="preserve">库存 chips</w:t>
+            </w:r>
+          </w:p>
+          <w:p>
+            <w:pPr>
+              <w:spacing w:lineRule="auto"/>
+            </w:pPr>
+            <w:r>
+              <w:rPr/>
+              <w:t xml:space="preserve"> + </w:t>
+            </w:r>
+          </w:p>
+          <w:p>
+            <w:pPr>
+              <w:spacing w:lineRule="auto"/>
+            </w:pPr>
+            <w:r>
+              <w:rPr>
+                <w:b/>
+              </w:rPr>
+              <w:t xml:space="preserve">群组矩阵</w:t>
+            </w:r>
+          </w:p>
+          <w:p>
+            <w:pPr>
+              <w:spacing w:lineRule="auto"/>
+            </w:pPr>
+            <w:r>
+              <w:rPr/>
+              <w:t xml:space="preserve">（卡片标题栏）</w:t>
+            </w:r>
+          </w:p>
+        </w:tc>
+      </w:tr>
+      <w:tr>
+        <w:trPr>
+          <w:cantSplit/>
+        </w:trPr>
+        <w:tc>
+          <w:tcPr>
+            <w:tcBorders>
+              <w:top w:val="single" w:sz="1" w:space="0" w:color="000000"/>
+              <w:bottom w:val="single" w:sz="1" w:space="0" w:color="000000"/>
+              <w:left w:val="single" w:sz="1" w:space="0" w:color="000000"/>
+              <w:right w:val="single" w:sz="1" w:space="0" w:color="000000"/>
+            </w:tcBorders>
+          </w:tcPr>
+          <w:p>
+            <w:pPr>
+              <w:spacing w:lineRule="auto"/>
+            </w:pPr>
+            <w:r>
+              <w:rPr>
+                <w:b/>
+              </w:rPr>
+              <w:t xml:space="preserve">Operations</w:t>
+            </w:r>
+          </w:p>
+        </w:tc>
+        <w:tc>
+          <w:tcPr>
+            <w:tcBorders>
+              <w:top w:val="single" w:sz="1" w:space="0" w:color="000000"/>
+              <w:bottom w:val="single" w:sz="1" w:space="0" w:color="000000"/>
+              <w:left w:val="single" w:sz="1" w:space="0" w:color="000000"/>
+              <w:right w:val="single" w:sz="1" w:space="0" w:color="000000"/>
+            </w:tcBorders>
+          </w:tcPr>
+          <w:p>
+            <w:pPr>
+              <w:spacing w:lineRule="auto"/>
+            </w:pPr>
+            <w:r>
+              <w:rPr>
+                <w:b/>
+              </w:rPr>
+              <w:t xml:space="preserve">仅 Job Queue</w:t>
+            </w:r>
+          </w:p>
+          <w:p>
+            <w:pPr>
+              <w:spacing w:lineRule="auto"/>
+            </w:pPr>
+            <w:r>
+              <w:rPr/>
+              <w:t xml:space="preserve">（入群 / 建群 / 设管理员 / 退出删除 / 设头像）</w:t>
             </w:r>
           </w:p>
         </w:tc>
@@ -3708,6 +3759,33 @@
       </w:pPr>
       <w:r>
         <w:rPr/>
+      </w:r>
+    </w:p>
+    <w:p>
+      <w:pPr>
+        <w:ind w:left="284"/>
+        <w:jc w:val="both"/>
+        <w:spacing w:lineRule="auto"/>
+      </w:pPr>
+      <w:r>
+        <w:rPr>
+          <w:b/>
+        </w:rPr>
+        <w:t xml:space="preserve">无</w:t>
+      </w:r>
+      <w:r>
+        <w:rPr/>
+        <w:t xml:space="preserve">独立 Reporting 标签。从账号页品牌卡片标题栏的 </w:t>
+      </w:r>
+      <w:r>
+        <w:rPr>
+          <w:b/>
+        </w:rPr>
+        <w:t xml:space="preserve">群数量徽章</w:t>
+      </w:r>
+      <w:r>
+        <w:rPr/>
+        <w:t xml:space="preserve"> 打开入群/管理员矩阵。库存 chips 也在同一标题栏。</w:t>
       </w:r>
     </w:p>
     <w:p>
@@ -12260,16 +12338,44 @@
       </w:pPr>
       <w:r>
         <w:rPr/>
-        <w:t xml:space="preserve">6. 「Reporting」标签 — 入群/管理员矩阵</w:t>
-      </w:r>
-    </w:p>
-    <w:p>
-      <w:pPr>
-        <w:spacing w:lineRule="auto"/>
-      </w:pPr>
-      <w:r>
-        <w:rPr/>
-        <w:t xml:space="preserve">只读 — 不修改会话、抓取或工单。</w:t>
+        <w:t xml:space="preserve">6. 群组矩阵 — 入群/管理员（账号页卡片）</w:t>
+      </w:r>
+    </w:p>
+    <w:p>
+      <w:pPr>
+        <w:spacing w:lineRule="auto"/>
+      </w:pPr>
+      <w:r>
+        <w:rPr/>
+        <w:t xml:space="preserve">Reporting 标签壳层</w:t>
+      </w:r>
+      <w:r>
+        <w:rPr>
+          <w:b/>
+        </w:rPr>
+        <w:t xml:space="preserve">已移除</w:t>
+      </w:r>
+      <w:r>
+        <w:rPr/>
+        <w:t xml:space="preserve">。入群/管理员矩阵从账号页品牌卡片 </w:t>
+      </w:r>
+      <w:r>
+        <w:rPr>
+          <w:b/>
+        </w:rPr>
+        <w:t xml:space="preserve">群数量徽章</w:t>
+      </w:r>
+      <w:r>
+        <w:rPr/>
+        <w:t xml:space="preserve"> 打开（</w:t>
+      </w:r>
+      <w:r>
+        <w:rPr/>
+        <w:t xml:space="preserve">BrandMasterGroupsModal</w:t>
+      </w:r>
+      <w:r>
+        <w:rPr/>
+        <w:t xml:space="preserve">）— 只读。</w:t>
       </w:r>
     </w:p>
     <w:tbl>
@@ -12312,26 +12418,26 @@
             </w:pPr>
             <w:r>
               <w:rPr/>
-              <w:t xml:space="preserve">筛选</w:t>
-            </w:r>
-          </w:p>
-        </w:tc>
-        <w:tc>
-          <w:tcPr>
-            <w:tcBorders>
-              <w:top w:val="single" w:sz="1" w:space="0" w:color="000000"/>
-              <w:bottom w:val="single" w:sz="1" w:space="0" w:color="000000"/>
-              <w:left w:val="single" w:sz="1" w:space="0" w:color="000000"/>
-              <w:right w:val="single" w:sz="1" w:space="0" w:color="000000"/>
-            </w:tcBorders>
-          </w:tcPr>
-          <w:p>
-            <w:pPr>
-              <w:spacing w:lineRule="auto"/>
-            </w:pPr>
-            <w:r>
-              <w:rPr/>
-              <w:t xml:space="preserve">作用</w:t>
+              <w:t xml:space="preserve">控件</w:t>
+            </w:r>
+          </w:p>
+        </w:tc>
+        <w:tc>
+          <w:tcPr>
+            <w:tcBorders>
+              <w:top w:val="single" w:sz="1" w:space="0" w:color="000000"/>
+              <w:bottom w:val="single" w:sz="1" w:space="0" w:color="000000"/>
+              <w:left w:val="single" w:sz="1" w:space="0" w:color="000000"/>
+              <w:right w:val="single" w:sz="1" w:space="0" w:color="000000"/>
+            </w:tcBorders>
+          </w:tcPr>
+          <w:p>
+            <w:pPr>
+              <w:spacing w:lineRule="auto"/>
+            </w:pPr>
+            <w:r>
+              <w:rPr/>
+              <w:t xml:space="preserve">用途</w:t>
             </w:r>
           </w:p>
         </w:tc>
@@ -12358,130 +12464,27 @@
               <w:spacing w:lineRule="auto"/>
             </w:pPr>
             <w:r>
-              <w:rPr>
-                <w:b/>
-              </w:rPr>
-              <w:t xml:space="preserve">Platform</w:t>
-            </w:r>
-          </w:p>
-        </w:tc>
-        <w:tc>
-          <w:tcPr>
-            <w:tcBorders>
-              <w:top w:val="single" w:sz="1" w:space="0" w:color="000000"/>
-              <w:bottom w:val="single" w:sz="1" w:space="0" w:color="000000"/>
-              <w:left w:val="single" w:sz="1" w:space="0" w:color="000000"/>
-              <w:right w:val="single" w:sz="1" w:space="0" w:color="000000"/>
-            </w:tcBorders>
-          </w:tcPr>
-          <w:p>
-            <w:pPr>
-              <w:spacing w:lineRule="auto"/>
-            </w:pPr>
-            <w:r>
-              <w:rPr/>
-              <w:t xml:space="preserve">WhatsApp 或 Telegram</w:t>
-            </w:r>
-          </w:p>
-        </w:tc>
-      </w:tr>
-      <w:tr>
-        <w:trPr>
-          <w:cantSplit/>
-        </w:trPr>
-        <w:tc>
-          <w:tcPr>
-            <w:tcBorders>
-              <w:top w:val="single" w:sz="1" w:space="0" w:color="000000"/>
-              <w:bottom w:val="single" w:sz="1" w:space="0" w:color="000000"/>
-              <w:left w:val="single" w:sz="1" w:space="0" w:color="000000"/>
-              <w:right w:val="single" w:sz="1" w:space="0" w:color="000000"/>
-            </w:tcBorders>
-          </w:tcPr>
-          <w:p>
-            <w:pPr>
-              <w:spacing w:lineRule="auto"/>
-            </w:pPr>
-            <w:r>
-              <w:rPr>
-                <w:b/>
-              </w:rPr>
-              <w:t xml:space="preserve">Brand</w:t>
-            </w:r>
-          </w:p>
-        </w:tc>
-        <w:tc>
-          <w:tcPr>
-            <w:tcBorders>
-              <w:top w:val="single" w:sz="1" w:space="0" w:color="000000"/>
-              <w:bottom w:val="single" w:sz="1" w:space="0" w:color="000000"/>
-              <w:left w:val="single" w:sz="1" w:space="0" w:color="000000"/>
-              <w:right w:val="single" w:sz="1" w:space="0" w:color="000000"/>
-            </w:tcBorders>
-          </w:tcPr>
-          <w:p>
-            <w:pPr>
-              <w:spacing w:lineRule="auto"/>
-            </w:pPr>
-            <w:r>
-              <w:rPr/>
-              <w:t xml:space="preserve">有账号的品牌</w:t>
-            </w:r>
-          </w:p>
-        </w:tc>
-      </w:tr>
-      <w:tr>
-        <w:trPr>
-          <w:cantSplit/>
-        </w:trPr>
-        <w:tc>
-          <w:tcPr>
-            <w:tcBorders>
-              <w:top w:val="single" w:sz="1" w:space="0" w:color="000000"/>
-              <w:bottom w:val="single" w:sz="1" w:space="0" w:color="000000"/>
-              <w:left w:val="single" w:sz="1" w:space="0" w:color="000000"/>
-              <w:right w:val="single" w:sz="1" w:space="0" w:color="000000"/>
-            </w:tcBorders>
-          </w:tcPr>
-          <w:p>
-            <w:pPr>
-              <w:spacing w:lineRule="auto"/>
-            </w:pPr>
-            <w:r>
-              <w:rPr>
-                <w:b/>
-              </w:rPr>
-              <w:t xml:space="preserve">Acc Name</w:t>
-            </w:r>
-          </w:p>
-        </w:tc>
-        <w:tc>
-          <w:tcPr>
-            <w:tcBorders>
-              <w:top w:val="single" w:sz="1" w:space="0" w:color="000000"/>
-              <w:bottom w:val="single" w:sz="1" w:space="0" w:color="000000"/>
-              <w:left w:val="single" w:sz="1" w:space="0" w:color="000000"/>
-              <w:right w:val="single" w:sz="1" w:space="0" w:color="000000"/>
-            </w:tcBorders>
-          </w:tcPr>
-          <w:p>
-            <w:pPr>
-              <w:spacing w:lineRule="auto"/>
-            </w:pPr>
-            <w:r>
-              <w:rPr>
-                <w:b/>
-              </w:rPr>
-              <w:t xml:space="preserve">All</w:t>
-            </w:r>
-          </w:p>
-          <w:p>
-            <w:pPr>
-              <w:spacing w:lineRule="auto"/>
-            </w:pPr>
-            <w:r>
-              <w:rPr/>
-              <w:t xml:space="preserve"> = 全部账号矩阵；选单个 = 单账号报表</w:t>
+              <w:rPr/>
+              <w:t xml:space="preserve">入口</w:t>
+            </w:r>
+          </w:p>
+        </w:tc>
+        <w:tc>
+          <w:tcPr>
+            <w:tcBorders>
+              <w:top w:val="single" w:sz="1" w:space="0" w:color="000000"/>
+              <w:bottom w:val="single" w:sz="1" w:space="0" w:color="000000"/>
+              <w:left w:val="single" w:sz="1" w:space="0" w:color="000000"/>
+              <w:right w:val="single" w:sz="1" w:space="0" w:color="000000"/>
+            </w:tcBorders>
+          </w:tcPr>
+          <w:p>
+            <w:pPr>
+              <w:spacing w:lineRule="auto"/>
+            </w:pPr>
+            <w:r>
+              <w:rPr/>
+              <w:t xml:space="preserve">账号 → 品牌卡片标题栏 → 群数量</w:t>
             </w:r>
           </w:p>
         </w:tc>
@@ -12526,52 +12529,93 @@
             </w:pPr>
             <w:r>
               <w:rPr/>
-              <w:t xml:space="preserve">入群状态或管理员状态 vs 主数据</w:t>
-            </w:r>
-          </w:p>
-        </w:tc>
-      </w:tr>
-      <w:tr>
-        <w:trPr>
-          <w:cantSplit/>
-        </w:trPr>
-        <w:tc>
-          <w:tcPr>
-            <w:tcBorders>
-              <w:top w:val="single" w:sz="1" w:space="0" w:color="000000"/>
-              <w:bottom w:val="single" w:sz="1" w:space="0" w:color="000000"/>
-              <w:left w:val="single" w:sz="1" w:space="0" w:color="000000"/>
-              <w:right w:val="single" w:sz="1" w:space="0" w:color="000000"/>
-            </w:tcBorders>
-          </w:tcPr>
-          <w:p>
-            <w:pPr>
-              <w:spacing w:lineRule="auto"/>
-            </w:pPr>
-            <w:r>
-              <w:rPr>
-                <w:b/>
-              </w:rPr>
-              <w:t xml:space="preserve">Search group name</w:t>
-            </w:r>
-          </w:p>
-        </w:tc>
-        <w:tc>
-          <w:tcPr>
-            <w:tcBorders>
-              <w:top w:val="single" w:sz="1" w:space="0" w:color="000000"/>
-              <w:bottom w:val="single" w:sz="1" w:space="0" w:color="000000"/>
-              <w:left w:val="single" w:sz="1" w:space="0" w:color="000000"/>
-              <w:right w:val="single" w:sz="1" w:space="0" w:color="000000"/>
-            </w:tcBorders>
-          </w:tcPr>
-          <w:p>
-            <w:pPr>
-              <w:spacing w:lineRule="auto"/>
-            </w:pPr>
-            <w:r>
-              <w:rPr/>
-              <w:t xml:space="preserve">按群名筛选</w:t>
+              <w:t xml:space="preserve">相对主表的入群或管理员 Yes/No（该品牌+平台下全部账号）</w:t>
+            </w:r>
+          </w:p>
+        </w:tc>
+      </w:tr>
+      <w:tr>
+        <w:trPr>
+          <w:cantSplit/>
+        </w:trPr>
+        <w:tc>
+          <w:tcPr>
+            <w:tcBorders>
+              <w:top w:val="single" w:sz="1" w:space="0" w:color="000000"/>
+              <w:bottom w:val="single" w:sz="1" w:space="0" w:color="000000"/>
+              <w:left w:val="single" w:sz="1" w:space="0" w:color="000000"/>
+              <w:right w:val="single" w:sz="1" w:space="0" w:color="000000"/>
+            </w:tcBorders>
+          </w:tcPr>
+          <w:p>
+            <w:pPr>
+              <w:spacing w:lineRule="auto"/>
+            </w:pPr>
+            <w:r>
+              <w:rPr/>
+              <w:t xml:space="preserve">搜索 / Status</w:t>
+            </w:r>
+          </w:p>
+        </w:tc>
+        <w:tc>
+          <w:tcPr>
+            <w:tcBorders>
+              <w:top w:val="single" w:sz="1" w:space="0" w:color="000000"/>
+              <w:bottom w:val="single" w:sz="1" w:space="0" w:color="000000"/>
+              <w:left w:val="single" w:sz="1" w:space="0" w:color="000000"/>
+              <w:right w:val="single" w:sz="1" w:space="0" w:color="000000"/>
+            </w:tcBorders>
+          </w:tcPr>
+          <w:p>
+            <w:pPr>
+              <w:spacing w:lineRule="auto"/>
+            </w:pPr>
+            <w:r>
+              <w:rPr/>
+              <w:t xml:space="preserve">按名称 / 库存状态筛选</w:t>
+            </w:r>
+          </w:p>
+        </w:tc>
+      </w:tr>
+      <w:tr>
+        <w:trPr>
+          <w:cantSplit/>
+        </w:trPr>
+        <w:tc>
+          <w:tcPr>
+            <w:tcBorders>
+              <w:top w:val="single" w:sz="1" w:space="0" w:color="000000"/>
+              <w:bottom w:val="single" w:sz="1" w:space="0" w:color="000000"/>
+              <w:left w:val="single" w:sz="1" w:space="0" w:color="000000"/>
+              <w:right w:val="single" w:sz="1" w:space="0" w:color="000000"/>
+            </w:tcBorders>
+          </w:tcPr>
+          <w:p>
+            <w:pPr>
+              <w:spacing w:lineRule="auto"/>
+            </w:pPr>
+            <w:r>
+              <w:rPr/>
+              <w:t xml:space="preserve">列筛选</w:t>
+            </w:r>
+          </w:p>
+        </w:tc>
+        <w:tc>
+          <w:tcPr>
+            <w:tcBorders>
+              <w:top w:val="single" w:sz="1" w:space="0" w:color="000000"/>
+              <w:bottom w:val="single" w:sz="1" w:space="0" w:color="000000"/>
+              <w:left w:val="single" w:sz="1" w:space="0" w:color="000000"/>
+              <w:right w:val="single" w:sz="1" w:space="0" w:color="000000"/>
+            </w:tcBorders>
+          </w:tcPr>
+          <w:p>
+            <w:pPr>
+              <w:spacing w:lineRule="auto"/>
+            </w:pPr>
+            <w:r>
+              <w:rPr/>
+              <w:t xml:space="preserve">账号列头 Yes / No / All</w:t>
             </w:r>
           </w:p>
         </w:tc>
@@ -12590,43 +12634,16 @@
         <w:spacing w:lineRule="auto"/>
       </w:pPr>
       <w:r>
-        <w:rPr>
-          <w:b/>
-        </w:rPr>
-        <w:t xml:space="preserve">矩阵（Acc Name = All）：</w:t>
-      </w:r>
-      <w:r>
-        <w:rPr/>
-        <w:t xml:space="preserve"> 主数据行 × 账号列（Yes/No）。列头下拉：Yes / No / All。若无匹配行，表头仍显示 — 点击 </w:t>
-      </w:r>
-      <w:r>
-        <w:rPr>
-          <w:b/>
-        </w:rPr>
-        <w:t xml:space="preserve">Back to all groups</w:t>
-      </w:r>
-      <w:r>
-        <w:rPr/>
-        <w:t xml:space="preserve"> 或选 </w:t>
-      </w:r>
-      <w:r>
-        <w:rPr>
-          <w:b/>
-        </w:rPr>
-        <w:t xml:space="preserve">All</w:t>
-      </w:r>
-      <w:r>
-        <w:rPr/>
-        <w:t xml:space="preserve">。</w:t>
-      </w:r>
-    </w:p>
-    <w:p>
-      <w:pPr>
-        <w:spacing w:lineRule="auto"/>
-      </w:pPr>
-      <w:r>
-        <w:rPr/>
-        <w:t xml:space="preserve">抓取或 Supabase 变更后自动更新（实时）。</w:t>
+        <w:rPr/>
+        <w:t xml:space="preserve">抓取或 Supabase 变更后自动刷新（</w:t>
+      </w:r>
+      <w:r>
+        <w:rPr/>
+        <w:t xml:space="preserve">rm-reporting-reload</w:t>
+      </w:r>
+      <w:r>
+        <w:rPr/>
+        <w:t xml:space="preserve">）。</w:t>
       </w:r>
     </w:p>
     <w:p>
@@ -17118,11 +17135,11 @@
         <w:rPr>
           <w:b/>
         </w:rPr>
-        <w:t xml:space="preserve">1.0.28</w:t>
-      </w:r>
-      <w:r>
-        <w:rPr/>
-        <w:t xml:space="preserve">。Ticket 标签页已于 1.0.24 移除；每次发布后请运行 </w:t>
+        <w:t xml:space="preserve">1.0.30</w:t>
+      </w:r>
+      <w:r>
+        <w:rPr/>
+        <w:t xml:space="preserve">。每次发布后请运行 </w:t>
       </w:r>
       <w:r>
         <w:rPr/>
@@ -17139,7 +17156,7 @@
       </w:pPr>
       <w:r>
         <w:rPr/>
-        <w:t xml:space="preserve">Internal use only — 资源管理 v1.0.28</w:t>
+        <w:t xml:space="preserve">Internal use only — 资源管理 v1.0.30</w:t>
       </w:r>
     </w:p>
   </w:body>

--- a/docs/guides/documents/ZH/Resource-Management-User-Guide-ZH.docx
+++ b/docs/guides/documents/ZH/Resource-Management-User-Guide-ZH.docx
@@ -464,7 +464,7 @@
             </w:pPr>
             <w:r>
               <w:rPr/>
-              <w:t xml:space="preserve">1.0.32</w:t>
+              <w:t xml:space="preserve">1.0.33</w:t>
             </w:r>
           </w:p>
         </w:tc>
@@ -694,11 +694,21 @@
         <w:rPr>
           <w:b/>
         </w:rPr>
-        <w:t xml:space="preserve">v1.0.32：</w:t>
-      </w:r>
-      <w:r>
-        <w:rPr/>
-        <w:t xml:space="preserve"> 完整抓取只读</w:t>
+        <w:t xml:space="preserve">v1.0.33：</w:t>
+      </w:r>
+      <w:r>
+        <w:rPr/>
+        <w:t xml:space="preserve"> 同一账号上 Sync 与 Job Queue </w:t>
+      </w:r>
+      <w:r>
+        <w:rPr>
+          <w:b/>
+        </w:rPr>
+        <w:t xml:space="preserve">互相阻塞</w:t>
+      </w:r>
+      <w:r>
+        <w:rPr/>
+        <w:t xml:space="preserve">（含 Checking Session）。完整抓取只读</w:t>
       </w:r>
       <w:r>
         <w:rPr>
@@ -17335,7 +17345,7 @@
         <w:rPr>
           <w:b/>
         </w:rPr>
-        <w:t xml:space="preserve">1.0.32</w:t>
+        <w:t xml:space="preserve">1.0.33</w:t>
       </w:r>
       <w:r>
         <w:rPr/>

--- a/docs/guides/documents/ZH/Resource-Management-User-Guide-ZH.docx
+++ b/docs/guides/documents/ZH/Resource-Management-User-Guide-ZH.docx
@@ -464,7 +464,7 @@
             </w:pPr>
             <w:r>
               <w:rPr/>
-              <w:t xml:space="preserve">1.0.33</w:t>
+              <w:t xml:space="preserve">1.0.34</w:t>
             </w:r>
           </w:p>
         </w:tc>
@@ -694,31 +694,71 @@
         <w:rPr>
           <w:b/>
         </w:rPr>
-        <w:t xml:space="preserve">v1.0.33：</w:t>
-      </w:r>
-      <w:r>
-        <w:rPr/>
-        <w:t xml:space="preserve"> 同一账号上 Sync 与 Job Queue </w:t>
+        <w:t xml:space="preserve">v1.0.34：</w:t>
+      </w:r>
+      <w:r>
+        <w:rPr/>
+        <w:t xml:space="preserve"> Telegram Job Queue </w:t>
       </w:r>
       <w:r>
         <w:rPr>
           <w:b/>
         </w:rPr>
-        <w:t xml:space="preserve">互相阻塞</w:t>
-      </w:r>
-      <w:r>
-        <w:rPr/>
-        <w:t xml:space="preserve">（含 Checking Session）。完整抓取只读</w:t>
+        <w:t xml:space="preserve">设管理员 / 退群 / 删群</w:t>
+      </w:r>
+      <w:r>
+        <w:rPr/>
+        <w:t xml:space="preserve"> 支持</w:t>
       </w:r>
       <w:r>
         <w:rPr>
           <w:b/>
         </w:rPr>
-        <w:t xml:space="preserve">账号上仍存在的群</w:t>
-      </w:r>
-      <w:r>
-        <w:rPr/>
-        <w:t xml:space="preserve">（Leave/Delete 后进度为真实数量）。Job Queue 部分失败 → </w:t>
+        <w:t xml:space="preserve">普通群</w:t>
+      </w:r>
+      <w:r>
+        <w:rPr/>
+        <w:t xml:space="preserve">（Super Group = No），不只超级群/频道。Telegram </w:t>
+      </w:r>
+      <w:r>
+        <w:rPr>
+          <w:b/>
+        </w:rPr>
+        <w:t xml:space="preserve">AuthKeyDuplicated</w:t>
+      </w:r>
+      <w:r>
+        <w:rPr/>
+        <w:t xml:space="preserve">（便携会话在另一台 PC/IP 使用）→ 会话失效 — </w:t>
+      </w:r>
+      <w:r>
+        <w:rPr>
+          <w:b/>
+        </w:rPr>
+        <w:t xml:space="preserve">需重新扫码登录</w:t>
+      </w:r>
+      <w:r>
+        <w:rPr/>
+        <w:t xml:space="preserve">。群组矩阵 </w:t>
+      </w:r>
+      <w:r>
+        <w:rPr>
+          <w:b/>
+        </w:rPr>
+        <w:t xml:space="preserve">Super Group</w:t>
+      </w:r>
+      <w:r>
+        <w:rPr/>
+        <w:t xml:space="preserve"> 列可按 Yes/No 筛选（与账号列相同）。Job Queue 入群/退群/删群更稳（传输重试、批次中途结果、取消更安全）。每日抓取写入 </w:t>
+      </w:r>
+      <w:r>
+        <w:rPr>
+          <w:b/>
+        </w:rPr>
+        <w:t xml:space="preserve">is_owner</w:t>
+      </w:r>
+      <w:r>
+        <w:rPr/>
+        <w:t xml:space="preserve">。Sync 与 Job Queue 仍互相阻塞；抓取只读账号上仍存在的群；部分失败 → </w:t>
       </w:r>
       <w:r>
         <w:rPr>
@@ -728,73 +768,7 @@
       </w:r>
       <w:r>
         <w:rPr/>
-        <w:t xml:space="preserve">（不是绿色 Completed）。</w:t>
-      </w:r>
-      <w:r>
-        <w:rPr>
-          <w:b/>
-        </w:rPr>
-        <w:t xml:space="preserve">无「工单」标签</w:t>
-      </w:r>
-      <w:r>
-        <w:rPr/>
-        <w:t xml:space="preserve">。问题显示在 </w:t>
-      </w:r>
-      <w:r>
-        <w:rPr>
-          <w:b/>
-        </w:rPr>
-        <w:t xml:space="preserve">账号</w:t>
-      </w:r>
-      <w:r>
-        <w:rPr/>
-        <w:t xml:space="preserve"> 页（未对齐徽章：Junk / 缺群 / 非管理员）。修复通过 </w:t>
-      </w:r>
-      <w:r>
-        <w:rPr>
-          <w:b/>
-        </w:rPr>
-        <w:t xml:space="preserve">Operations → Job Queue</w:t>
-      </w:r>
-      <w:r>
-        <w:rPr/>
-        <w:t xml:space="preserve">（SETUP：入群 / 设管理员 / 退出）。</w:t>
-      </w:r>
-      <w:r>
-        <w:rPr>
-          <w:b/>
-        </w:rPr>
-        <w:t xml:space="preserve">Operations</w:t>
-      </w:r>
-      <w:r>
-        <w:rPr/>
-        <w:t xml:space="preserve"> 仅为 Job Queue（无 Overview）。库存 chips 与群组矩阵在账号页品牌标题栏。侧栏优先使用 </w:t>
-      </w:r>
-      <w:r>
-        <w:rPr>
-          <w:b/>
-        </w:rPr>
-        <w:t xml:space="preserve">设置</w:t>
-      </w:r>
-      <w:r>
-        <w:rPr/>
-        <w:t xml:space="preserve">（</w:t>
-      </w:r>
-      <w:r>
-        <w:rPr/>
-        <w:t xml:space="preserve">/settings</w:t>
-      </w:r>
-      <w:r>
-        <w:rPr/>
-        <w:t xml:space="preserve">）；</w:t>
-      </w:r>
-      <w:r>
-        <w:rPr/>
-        <w:t xml:space="preserve">/admin</w:t>
-      </w:r>
-      <w:r>
-        <w:rPr/>
-        <w:t xml:space="preserve"> 会重定向到此页。</w:t>
+        <w:t xml:space="preserve">。</w:t>
       </w:r>
     </w:p>
     <w:p>
@@ -10828,7 +10802,7 @@
             </w:pPr>
             <w:r>
               <w:rPr/>
-              <w:t xml:space="preserve">列筛选</w:t>
+              <w:t xml:space="preserve">列筛选（账号）</w:t>
             </w:r>
           </w:p>
         </w:tc>
@@ -10848,6 +10822,80 @@
             <w:r>
               <w:rPr/>
               <w:t xml:space="preserve">账号列头 Yes / No / All</w:t>
+            </w:r>
+          </w:p>
+        </w:tc>
+      </w:tr>
+      <w:tr>
+        <w:trPr>
+          <w:cantSplit/>
+        </w:trPr>
+        <w:tc>
+          <w:tcPr>
+            <w:tcBorders>
+              <w:top w:val="single" w:sz="1" w:space="0" w:color="000000"/>
+              <w:bottom w:val="single" w:sz="1" w:space="0" w:color="000000"/>
+              <w:left w:val="single" w:sz="1" w:space="0" w:color="000000"/>
+              <w:right w:val="single" w:sz="1" w:space="0" w:color="000000"/>
+            </w:tcBorders>
+          </w:tcPr>
+          <w:p>
+            <w:pPr>
+              <w:spacing w:lineRule="auto"/>
+            </w:pPr>
+            <w:r>
+              <w:rPr>
+                <w:b/>
+              </w:rPr>
+              <w:t xml:space="preserve">Super Group</w:t>
+            </w:r>
+          </w:p>
+          <w:p>
+            <w:pPr>
+              <w:spacing w:lineRule="auto"/>
+            </w:pPr>
+            <w:r>
+              <w:rPr/>
+              <w:t xml:space="preserve"> 筛选</w:t>
+            </w:r>
+          </w:p>
+        </w:tc>
+        <w:tc>
+          <w:tcPr>
+            <w:tcBorders>
+              <w:top w:val="single" w:sz="1" w:space="0" w:color="000000"/>
+              <w:bottom w:val="single" w:sz="1" w:space="0" w:color="000000"/>
+              <w:left w:val="single" w:sz="1" w:space="0" w:color="000000"/>
+              <w:right w:val="single" w:sz="1" w:space="0" w:color="000000"/>
+            </w:tcBorders>
+          </w:tcPr>
+          <w:p>
+            <w:pPr>
+              <w:spacing w:lineRule="auto"/>
+            </w:pPr>
+            <w:r>
+              <w:rPr/>
+              <w:t xml:space="preserve">Yes / No / All（Telegram：</w:t>
+            </w:r>
+          </w:p>
+          <w:p>
+            <w:pPr>
+              <w:spacing w:lineRule="auto"/>
+            </w:pPr>
+            <w:r>
+              <w:rPr>
+                <w:highlight w:val="lightGray"/>
+              </w:rPr>
+              <w:t xml:space="preserve">-100…</w:t>
+            </w:r>
+          </w:p>
+          <w:p>
+            <w:pPr>
+              <w:spacing w:lineRule="auto"/>
+            </w:pPr>
+            <w:r>
+              <w:rPr/>
+              <w:t xml:space="preserve"> ID 启发式）</w:t>
             </w:r>
           </w:p>
         </w:tc>
@@ -17345,7 +17393,7 @@
         <w:rPr>
           <w:b/>
         </w:rPr>
-        <w:t xml:space="preserve">1.0.33</w:t>
+        <w:t xml:space="preserve">1.0.34</w:t>
       </w:r>
       <w:r>
         <w:rPr/>
